--- a/templates/working/Запрос_на_ПНД.docx
+++ b/templates/working/Запрос_на_ПНД.docx
@@ -251,7 +251,7 @@
           <w:szCs w:val="28"/>
           <w:lang w:val="ru-RU"/>
         </w:rPr>
-        <w:t>{{seller.fullName}}</w:t>
+        <w:t>{{seller.fullNameGenitive}}</w:t>
       </w:r>
       <w:r>
         <w:rPr>

--- a/templates/working/Запрос_на_ПНД.docx
+++ b/templates/working/Запрос_на_ПНД.docx
@@ -1,6 +1,6 @@
 
 <file path=word/document.xml><?xml version="1.0" encoding="utf-8"?>
-<w:document xmlns:wpc="http://schemas.microsoft.com/office/word/2010/wordprocessingCanvas" xmlns:cx="http://schemas.microsoft.com/office/drawing/2014/chartex" xmlns:cx1="http://schemas.microsoft.com/office/drawing/2015/9/8/chartex" xmlns:cx2="http://schemas.microsoft.com/office/drawing/2015/10/21/chartex" xmlns:cx3="http://schemas.microsoft.com/office/drawing/2016/5/9/chartex" xmlns:cx4="http://schemas.microsoft.com/office/drawing/2016/5/10/chartex" xmlns:cx5="http://schemas.microsoft.com/office/drawing/2016/5/11/chartex" xmlns:cx6="http://schemas.microsoft.com/office/drawing/2016/5/12/chartex" xmlns:cx7="http://schemas.microsoft.com/office/drawing/2016/5/13/chartex" xmlns:cx8="http://schemas.microsoft.com/office/drawing/2016/5/14/chartex" xmlns:mc="http://schemas.openxmlformats.org/markup-compatibility/2006" xmlns:aink="http://schemas.microsoft.com/office/drawing/2016/ink" xmlns:am3d="http://schemas.microsoft.com/office/drawing/2017/model3d" xmlns:o="urn:schemas-microsoft-com:office:office" xmlns:oel="http://schemas.microsoft.com/office/2019/extlst" xmlns:r="http://schemas.openxmlformats.org/officeDocument/2006/relationships" xmlns:m="http://schemas.openxmlformats.org/officeDocument/2006/math" xmlns:v="urn:schemas-microsoft-com:vml" xmlns:wp14="http://schemas.microsoft.com/office/word/2010/wordprocessingDrawing" xmlns:wp="http://schemas.openxmlformats.org/drawingml/2006/wordprocessingDrawing" xmlns:w10="urn:schemas-microsoft-com:office:word" xmlns:w="http://schemas.openxmlformats.org/wordprocessingml/2006/main" xmlns:w14="http://schemas.microsoft.com/office/word/2010/wordml" xmlns:w15="http://schemas.microsoft.com/office/word/2012/wordml" xmlns:w16cex="http://schemas.microsoft.com/office/word/2018/wordml/cex" xmlns:w16cid="http://schemas.microsoft.com/office/word/2016/wordml/cid" xmlns:w16="http://schemas.microsoft.com/office/word/2018/wordml" xmlns:w16du="http://schemas.microsoft.com/office/word/2023/wordml/word16du" xmlns:w16sdtdh="http://schemas.microsoft.com/office/word/2020/wordml/sdtdatahash" xmlns:w16sdtfl="http://schemas.microsoft.com/office/word/2024/wordml/sdtformatlock" xmlns:w16se="http://schemas.microsoft.com/office/word/2015/wordml/symex" xmlns:wpg="http://schemas.microsoft.com/office/word/2010/wordprocessingGroup" xmlns:wpi="http://schemas.microsoft.com/office/word/2010/wordprocessingInk" xmlns:wne="http://schemas.microsoft.com/office/word/2006/wordml" xmlns:wps="http://schemas.microsoft.com/office/word/2010/wordprocessingShape" mc:Ignorable="w14 w15 w16se w16cid w16 w16cex w16sdtdh w16sdtfl w16du wp14">
+<w:document xmlns:wpc="http://schemas.microsoft.com/office/word/2010/wordprocessingCanvas" xmlns:cx="http://schemas.microsoft.com/office/drawing/2014/chartex" xmlns:cx1="http://schemas.microsoft.com/office/drawing/2015/9/8/chartex" xmlns:cx2="http://schemas.microsoft.com/office/drawing/2015/10/21/chartex" xmlns:cx3="http://schemas.microsoft.com/office/drawing/2016/5/9/chartex" xmlns:cx4="http://schemas.microsoft.com/office/drawing/2016/5/10/chartex" xmlns:cx5="http://schemas.microsoft.com/office/drawing/2016/5/11/chartex" xmlns:cx6="http://schemas.microsoft.com/office/drawing/2016/5/12/chartex" xmlns:cx7="http://schemas.microsoft.com/office/drawing/2016/5/13/chartex" xmlns:cx8="http://schemas.microsoft.com/office/drawing/2016/5/14/chartex" xmlns:mc="http://schemas.openxmlformats.org/markup-compatibility/2006" xmlns:aink="http://schemas.microsoft.com/office/drawing/2016/ink" xmlns:am3d="http://schemas.microsoft.com/office/drawing/2017/model3d" xmlns:o="urn:schemas-microsoft-com:office:office" xmlns:r="http://schemas.openxmlformats.org/officeDocument/2006/relationships" xmlns:m="http://schemas.openxmlformats.org/officeDocument/2006/math" xmlns:v="urn:schemas-microsoft-com:vml" xmlns:wp14="http://schemas.microsoft.com/office/word/2010/wordprocessingDrawing" xmlns:wp="http://schemas.openxmlformats.org/drawingml/2006/wordprocessingDrawing" xmlns:w10="urn:schemas-microsoft-com:office:word" xmlns:w="http://schemas.openxmlformats.org/wordprocessingml/2006/main" xmlns:w14="http://schemas.microsoft.com/office/word/2010/wordml" xmlns:w15="http://schemas.microsoft.com/office/word/2012/wordml" xmlns:w16cex="http://schemas.microsoft.com/office/word/2018/wordml/cex" xmlns:w16cid="http://schemas.microsoft.com/office/word/2016/wordml/cid" xmlns:w16="http://schemas.microsoft.com/office/word/2018/wordml" xmlns:w16sdtdh="http://schemas.microsoft.com/office/word/2020/wordml/sdtdatahash" xmlns:w16se="http://schemas.microsoft.com/office/word/2015/wordml/symex" xmlns:wpg="http://schemas.microsoft.com/office/word/2010/wordprocessingGroup" xmlns:wpi="http://schemas.microsoft.com/office/word/2010/wordprocessingInk" xmlns:wne="http://schemas.microsoft.com/office/word/2006/wordml" xmlns:wps="http://schemas.microsoft.com/office/word/2010/wordprocessingShape" mc:Ignorable="w14 w15 w16se w16cid w16 w16cex w16sdtdh wp14">
   <w:body>
     <w:p>
       <w:pPr>
@@ -10,35 +10,35 @@
           <w:rFonts w:ascii="Times New Roman" w:hAnsi="Times New Roman" w:cs="Times New Roman"/>
           <w:sz w:val="28"/>
           <w:szCs w:val="28"/>
-          <w:lang w:val="ru-RU"/>
-        </w:rPr>
-      </w:pPr>
-      <w:r>
-        <w:rPr>
-          <w:rFonts w:ascii="Times New Roman" w:hAnsi="Times New Roman" w:cs="Times New Roman"/>
-          <w:sz w:val="28"/>
-          <w:szCs w:val="28"/>
-          <w:lang w:val="ru-RU"/>
-        </w:rPr>
-        <w:t xml:space="preserve">Исх. № </w:t>
-      </w:r>
-      <w:r>
-        <w:rPr>
-          <w:rFonts w:ascii="Times New Roman" w:hAnsi="Times New Roman" w:cs="Times New Roman"/>
-          <w:sz w:val="28"/>
-          <w:szCs w:val="28"/>
-          <w:lang w:val="ru-RU"/>
-        </w:rPr>
-        <w:t>7</w:t>
-      </w:r>
-      <w:r>
-        <w:rPr>
-          <w:rFonts w:ascii="Times New Roman" w:hAnsi="Times New Roman" w:cs="Times New Roman"/>
-          <w:sz w:val="28"/>
-          <w:szCs w:val="28"/>
-          <w:lang w:val="ru-RU"/>
-        </w:rPr>
-        <w:t xml:space="preserve">/1 </w:t>
+          <w:lang w:val="en-US"/>
+        </w:rPr>
+      </w:pPr>
+      <w:r>
+        <w:rPr>
+          <w:rFonts w:ascii="Times New Roman" w:hAnsi="Times New Roman" w:cs="Times New Roman"/>
+          <w:sz w:val="28"/>
+          <w:szCs w:val="28"/>
+          <w:lang w:val="ru-RU"/>
+        </w:rPr>
+        <w:t xml:space="preserve">Исх. </w:t>
+      </w:r>
+      <w:r>
+        <w:rPr>
+          <w:rFonts w:ascii="Times New Roman" w:hAnsi="Times New Roman" w:cs="Times New Roman"/>
+          <w:sz w:val="28"/>
+          <w:szCs w:val="28"/>
+          <w:lang w:val="ru-RU"/>
+        </w:rPr>
+        <w:t>____</w:t>
+      </w:r>
+      <w:r>
+        <w:rPr>
+          <w:rFonts w:ascii="Times New Roman" w:hAnsi="Times New Roman" w:cs="Times New Roman"/>
+          <w:sz w:val="28"/>
+          <w:szCs w:val="28"/>
+          <w:lang w:val="ru-RU"/>
+        </w:rPr>
+        <w:t xml:space="preserve"> </w:t>
       </w:r>
       <w:r>
         <w:rPr>
@@ -54,36 +54,9 @@
           <w:rFonts w:ascii="Times New Roman" w:hAnsi="Times New Roman" w:cs="Times New Roman"/>
           <w:sz w:val="28"/>
           <w:szCs w:val="28"/>
-          <w:lang w:val="ru-RU"/>
-        </w:rPr>
-        <w:t>09</w:t>
-      </w:r>
-      <w:r>
-        <w:rPr>
-          <w:rFonts w:ascii="Times New Roman" w:hAnsi="Times New Roman" w:cs="Times New Roman"/>
-          <w:sz w:val="28"/>
-          <w:szCs w:val="28"/>
-          <w:lang w:val="ru-RU"/>
-        </w:rPr>
-        <w:t>.0</w:t>
-      </w:r>
-      <w:r>
-        <w:rPr>
-          <w:rFonts w:ascii="Times New Roman" w:hAnsi="Times New Roman" w:cs="Times New Roman"/>
-          <w:sz w:val="28"/>
-          <w:szCs w:val="28"/>
-          <w:lang w:val="ru-RU"/>
-        </w:rPr>
-        <w:t>7</w:t>
-      </w:r>
-      <w:r>
-        <w:rPr>
-          <w:rFonts w:ascii="Times New Roman" w:hAnsi="Times New Roman" w:cs="Times New Roman"/>
-          <w:sz w:val="28"/>
-          <w:szCs w:val="28"/>
-          <w:lang w:val="ru-RU"/>
-        </w:rPr>
-        <w:t>.2026</w:t>
+          <w:lang w:val="en-US"/>
+        </w:rPr>
+        <w:t>_____________</w:t>
       </w:r>
     </w:p>
     <w:p>
@@ -243,25 +216,71 @@
         </w:rPr>
         <w:t xml:space="preserve">В соответствии с Положением о порядке представления коммерческим организациям, осуществляющим риэлтерскую деятельность, информации государственными органами и иными организациями об объектах недвижимости, о правах на них, юридических и физических лицах – сторонах сделки, в  отношении которой осуществляется риэлтерская деятельность, утвержденная Постановлением Совета Министров Республики Беларусь №406 от 27.03.2006 г. (п.5 Перечня), просим предоставить медицинскую справку о состоянии здоровья </w:t>
       </w:r>
+      <w:r>
+        <w:rPr>
+          <w:rFonts w:ascii="Times New Roman" w:hAnsi="Times New Roman" w:cs="Times New Roman"/>
+          <w:sz w:val="28"/>
+          <w:szCs w:val="28"/>
+          <w:lang w:val="ru-RU"/>
+        </w:rPr>
+        <w:t>{{seller.fullNameGenitive}}</w:t>
+      </w:r>
+      <w:r>
+        <w:rPr>
+          <w:rFonts w:ascii="Times New Roman" w:eastAsia="Times New Roman" w:hAnsi="Times New Roman" w:cs="Times New Roman"/>
+          <w:sz w:val="28"/>
+          <w:szCs w:val="28"/>
+          <w:lang w:val="ru-RU" w:eastAsia="ru-RU"/>
+        </w:rPr>
+        <w:t>,</w:t>
+      </w:r>
+      <w:r>
+        <w:rPr>
+          <w:rFonts w:ascii="Times New Roman" w:eastAsia="Calibri" w:hAnsi="Times New Roman" w:cs="Times New Roman"/>
+          <w:sz w:val="28"/>
+          <w:szCs w:val="28"/>
+          <w:lang w:val="ru-RU" w:eastAsia="ru-RU"/>
+        </w:rPr>
+        <w:t xml:space="preserve"> согласно договору с ООО «Гермес</w:t>
+      </w:r>
+      <w:r>
+        <w:rPr>
+          <w:rFonts w:ascii="Times New Roman" w:eastAsia="Calibri" w:hAnsi="Times New Roman" w:cs="Times New Roman"/>
+          <w:sz w:val="28"/>
+          <w:szCs w:val="28"/>
+          <w:lang w:val="ru-RU" w:eastAsia="ru-RU"/>
+        </w:rPr>
+        <w:t>Гарант</w:t>
+      </w:r>
+      <w:r>
+        <w:rPr>
+          <w:rFonts w:ascii="Times New Roman" w:eastAsia="Calibri" w:hAnsi="Times New Roman" w:cs="Times New Roman"/>
+          <w:sz w:val="28"/>
+          <w:szCs w:val="28"/>
+          <w:lang w:val="ru-RU" w:eastAsia="ru-RU"/>
+        </w:rPr>
+        <w:t>» №</w:t>
+      </w:r>
+      <w:r>
+        <w:rPr>
+          <w:rFonts w:ascii="Times New Roman" w:eastAsia="Calibri" w:hAnsi="Times New Roman" w:cs="Times New Roman"/>
+          <w:sz w:val="28"/>
+          <w:szCs w:val="28"/>
+          <w:lang w:val="ru-RU" w:eastAsia="ru-RU"/>
+        </w:rPr>
+        <w:t>{{</w:t>
+      </w:r>
       <w:proofErr w:type="spellStart"/>
       <w:r>
         <w:rPr>
-          <w:rFonts w:ascii="Times New Roman" w:hAnsi="Times New Roman" w:cs="Times New Roman"/>
-          <w:sz w:val="28"/>
-          <w:szCs w:val="28"/>
-          <w:lang w:val="ru-RU"/>
-        </w:rPr>
-        <w:t>{{seller.fullNameGenitive}}</w:t>
-      </w:r>
-      <w:r>
-        <w:rPr>
-          <w:rFonts w:ascii="Times New Roman" w:eastAsia="Times New Roman" w:hAnsi="Times New Roman" w:cs="Times New Roman"/>
+          <w:rFonts w:ascii="Times New Roman" w:eastAsia="Calibri" w:hAnsi="Times New Roman" w:cs="Times New Roman"/>
           <w:sz w:val="28"/>
           <w:szCs w:val="28"/>
           <w:lang w:val="ru-RU" w:eastAsia="ru-RU"/>
         </w:rPr>
-        <w:t>,</w:t>
-      </w:r>
+        <w:t>deal.contractNumber</w:t>
+      </w:r>
+      <w:proofErr w:type="spellEnd"/>
       <w:r>
         <w:rPr>
           <w:rFonts w:ascii="Times New Roman" w:eastAsia="Calibri" w:hAnsi="Times New Roman" w:cs="Times New Roman"/>
@@ -269,108 +288,54 @@
           <w:szCs w:val="28"/>
           <w:lang w:val="ru-RU" w:eastAsia="ru-RU"/>
         </w:rPr>
-        <w:t xml:space="preserve"> согласно договору с ООО «</w:t>
+        <w:t>}}</w:t>
+      </w:r>
+      <w:r>
+        <w:rPr>
+          <w:rFonts w:ascii="Times New Roman" w:eastAsia="Calibri" w:hAnsi="Times New Roman" w:cs="Times New Roman"/>
+          <w:sz w:val="28"/>
+          <w:szCs w:val="28"/>
+          <w:lang w:val="ru-RU" w:eastAsia="ru-RU"/>
+        </w:rPr>
+        <w:t xml:space="preserve"> от </w:t>
+      </w:r>
+      <w:r>
+        <w:rPr>
+          <w:rFonts w:ascii="Times New Roman" w:hAnsi="Times New Roman" w:cs="Times New Roman"/>
+          <w:sz w:val="28"/>
+          <w:szCs w:val="28"/>
+          <w:lang w:val="ru-RU"/>
+        </w:rPr>
+        <w:t>{{</w:t>
       </w:r>
       <w:proofErr w:type="spellStart"/>
       <w:r>
         <w:rPr>
+          <w:rFonts w:ascii="Times New Roman" w:hAnsi="Times New Roman" w:cs="Times New Roman"/>
+          <w:sz w:val="28"/>
+          <w:szCs w:val="28"/>
+          <w:lang w:val="ru-RU"/>
+        </w:rPr>
+        <w:t>deal.contractDate</w:t>
+      </w:r>
+      <w:proofErr w:type="spellEnd"/>
+      <w:r>
+        <w:rPr>
+          <w:rFonts w:ascii="Times New Roman" w:hAnsi="Times New Roman" w:cs="Times New Roman"/>
+          <w:sz w:val="28"/>
+          <w:szCs w:val="28"/>
+          <w:lang w:val="ru-RU"/>
+        </w:rPr>
+        <w:t>}}</w:t>
+      </w:r>
+      <w:r>
+        <w:rPr>
           <w:rFonts w:ascii="Times New Roman" w:eastAsia="Calibri" w:hAnsi="Times New Roman" w:cs="Times New Roman"/>
           <w:sz w:val="28"/>
           <w:szCs w:val="28"/>
           <w:lang w:val="ru-RU" w:eastAsia="ru-RU"/>
         </w:rPr>
-        <w:t>Гермес</w:t>
-      </w:r>
-      <w:r>
-        <w:rPr>
-          <w:rFonts w:ascii="Times New Roman" w:eastAsia="Calibri" w:hAnsi="Times New Roman" w:cs="Times New Roman"/>
-          <w:sz w:val="28"/>
-          <w:szCs w:val="28"/>
-          <w:lang w:val="ru-RU" w:eastAsia="ru-RU"/>
-        </w:rPr>
-        <w:t>Гарант</w:t>
-      </w:r>
-      <w:proofErr w:type="spellEnd"/>
-      <w:r>
-        <w:rPr>
-          <w:rFonts w:ascii="Times New Roman" w:eastAsia="Calibri" w:hAnsi="Times New Roman" w:cs="Times New Roman"/>
-          <w:sz w:val="28"/>
-          <w:szCs w:val="28"/>
-          <w:lang w:val="ru-RU" w:eastAsia="ru-RU"/>
-        </w:rPr>
-        <w:t>» №</w:t>
-      </w:r>
-      <w:r>
-        <w:rPr>
-          <w:rFonts w:ascii="Times New Roman" w:eastAsia="Calibri" w:hAnsi="Times New Roman" w:cs="Times New Roman"/>
-          <w:sz w:val="28"/>
-          <w:szCs w:val="28"/>
-          <w:lang w:val="ru-RU" w:eastAsia="ru-RU"/>
-        </w:rPr>
-        <w:t>{{deal.contractNumber}}</w:t>
-      </w:r>
-      <w:r>
-        <w:rPr>
-          <w:rFonts w:ascii="Times New Roman" w:eastAsia="Calibri" w:hAnsi="Times New Roman" w:cs="Times New Roman"/>
-          <w:sz w:val="28"/>
-          <w:szCs w:val="28"/>
-          <w:lang w:val="ru-RU" w:eastAsia="ru-RU"/>
-        </w:rPr>
-        <w:t xml:space="preserve"> от </w:t>
-      </w:r>
-      <w:r>
-        <w:rPr>
-          <w:rFonts w:ascii="Times New Roman" w:hAnsi="Times New Roman" w:cs="Times New Roman"/>
-          <w:sz w:val="28"/>
-          <w:szCs w:val="28"/>
-          <w:lang w:val="ru-RU"/>
-        </w:rPr>
-        <w:t>{{deal.contractDate}}</w:t>
-      </w:r>
-      <w:r>
-        <w:rPr>
-          <w:rFonts w:ascii="Times New Roman" w:eastAsia="Calibri" w:hAnsi="Times New Roman" w:cs="Times New Roman"/>
-          <w:sz w:val="28"/>
-          <w:szCs w:val="28"/>
-          <w:lang w:val="ru-RU" w:eastAsia="ru-RU"/>
-        </w:rPr>
-        <w:t>.</w:t>
-      </w:r>
-      <w:r>
-        <w:rPr>
-          <w:rFonts w:ascii="Times New Roman" w:eastAsia="Calibri" w:hAnsi="Times New Roman" w:cs="Times New Roman"/>
-          <w:sz w:val="28"/>
-          <w:szCs w:val="28"/>
-          <w:lang w:val="ru-RU" w:eastAsia="ru-RU"/>
-        </w:rPr>
-        <w:t>07</w:t>
-      </w:r>
-      <w:r>
-        <w:rPr>
-          <w:rFonts w:ascii="Times New Roman" w:eastAsia="Calibri" w:hAnsi="Times New Roman" w:cs="Times New Roman"/>
-          <w:sz w:val="28"/>
-          <w:szCs w:val="28"/>
-          <w:lang w:val="ru-RU" w:eastAsia="ru-RU"/>
-        </w:rPr>
-        <w:t>.202</w:t>
-      </w:r>
-      <w:r>
-        <w:rPr>
-          <w:rFonts w:ascii="Times New Roman" w:eastAsia="Calibri" w:hAnsi="Times New Roman" w:cs="Times New Roman"/>
-          <w:sz w:val="28"/>
-          <w:szCs w:val="28"/>
-          <w:lang w:val="ru-RU" w:eastAsia="ru-RU"/>
-        </w:rPr>
-        <w:t>6г</w:t>
-      </w:r>
-      <w:r>
-        <w:rPr>
-          <w:rFonts w:ascii="Times New Roman" w:eastAsia="Calibri" w:hAnsi="Times New Roman" w:cs="Times New Roman"/>
-          <w:sz w:val="28"/>
-          <w:szCs w:val="28"/>
-          <w:lang w:val="ru-RU" w:eastAsia="ru-RU"/>
-        </w:rPr>
-        <w:t>., для предо</w:t>
+        <w:t>, для предо</w:t>
       </w:r>
       <w:r>
         <w:rPr>
@@ -556,7 +521,7 @@
 </file>
 
 <file path=word/endnotes.xml><?xml version="1.0" encoding="utf-8"?>
-<w:endnotes xmlns:wpc="http://schemas.microsoft.com/office/word/2010/wordprocessingCanvas" xmlns:cx="http://schemas.microsoft.com/office/drawing/2014/chartex" xmlns:cx1="http://schemas.microsoft.com/office/drawing/2015/9/8/chartex" xmlns:cx2="http://schemas.microsoft.com/office/drawing/2015/10/21/chartex" xmlns:cx3="http://schemas.microsoft.com/office/drawing/2016/5/9/chartex" xmlns:cx4="http://schemas.microsoft.com/office/drawing/2016/5/10/chartex" xmlns:cx5="http://schemas.microsoft.com/office/drawing/2016/5/11/chartex" xmlns:cx6="http://schemas.microsoft.com/office/drawing/2016/5/12/chartex" xmlns:cx7="http://schemas.microsoft.com/office/drawing/2016/5/13/chartex" xmlns:cx8="http://schemas.microsoft.com/office/drawing/2016/5/14/chartex" xmlns:mc="http://schemas.openxmlformats.org/markup-compatibility/2006" xmlns:aink="http://schemas.microsoft.com/office/drawing/2016/ink" xmlns:am3d="http://schemas.microsoft.com/office/drawing/2017/model3d" xmlns:o="urn:schemas-microsoft-com:office:office" xmlns:oel="http://schemas.microsoft.com/office/2019/extlst" xmlns:r="http://schemas.openxmlformats.org/officeDocument/2006/relationships" xmlns:m="http://schemas.openxmlformats.org/officeDocument/2006/math" xmlns:v="urn:schemas-microsoft-com:vml" xmlns:wp14="http://schemas.microsoft.com/office/word/2010/wordprocessingDrawing" xmlns:wp="http://schemas.openxmlformats.org/drawingml/2006/wordprocessingDrawing" xmlns:w10="urn:schemas-microsoft-com:office:word" xmlns:w="http://schemas.openxmlformats.org/wordprocessingml/2006/main" xmlns:w14="http://schemas.microsoft.com/office/word/2010/wordml" xmlns:w15="http://schemas.microsoft.com/office/word/2012/wordml" xmlns:w16cex="http://schemas.microsoft.com/office/word/2018/wordml/cex" xmlns:w16cid="http://schemas.microsoft.com/office/word/2016/wordml/cid" xmlns:w16="http://schemas.microsoft.com/office/word/2018/wordml" xmlns:w16du="http://schemas.microsoft.com/office/word/2023/wordml/word16du" xmlns:w16sdtdh="http://schemas.microsoft.com/office/word/2020/wordml/sdtdatahash" xmlns:w16sdtfl="http://schemas.microsoft.com/office/word/2024/wordml/sdtformatlock" xmlns:w16se="http://schemas.microsoft.com/office/word/2015/wordml/symex" xmlns:wpg="http://schemas.microsoft.com/office/word/2010/wordprocessingGroup" xmlns:wpi="http://schemas.microsoft.com/office/word/2010/wordprocessingInk" xmlns:wne="http://schemas.microsoft.com/office/word/2006/wordml" xmlns:wps="http://schemas.microsoft.com/office/word/2010/wordprocessingShape" mc:Ignorable="w14 w15 w16se w16cid w16 w16cex w16sdtdh w16sdtfl w16du wp14">
+<w:endnotes xmlns:wpc="http://schemas.microsoft.com/office/word/2010/wordprocessingCanvas" xmlns:cx="http://schemas.microsoft.com/office/drawing/2014/chartex" xmlns:cx1="http://schemas.microsoft.com/office/drawing/2015/9/8/chartex" xmlns:cx2="http://schemas.microsoft.com/office/drawing/2015/10/21/chartex" xmlns:cx3="http://schemas.microsoft.com/office/drawing/2016/5/9/chartex" xmlns:cx4="http://schemas.microsoft.com/office/drawing/2016/5/10/chartex" xmlns:cx5="http://schemas.microsoft.com/office/drawing/2016/5/11/chartex" xmlns:cx6="http://schemas.microsoft.com/office/drawing/2016/5/12/chartex" xmlns:cx7="http://schemas.microsoft.com/office/drawing/2016/5/13/chartex" xmlns:cx8="http://schemas.microsoft.com/office/drawing/2016/5/14/chartex" xmlns:mc="http://schemas.openxmlformats.org/markup-compatibility/2006" xmlns:aink="http://schemas.microsoft.com/office/drawing/2016/ink" xmlns:am3d="http://schemas.microsoft.com/office/drawing/2017/model3d" xmlns:o="urn:schemas-microsoft-com:office:office" xmlns:r="http://schemas.openxmlformats.org/officeDocument/2006/relationships" xmlns:m="http://schemas.openxmlformats.org/officeDocument/2006/math" xmlns:v="urn:schemas-microsoft-com:vml" xmlns:wp14="http://schemas.microsoft.com/office/word/2010/wordprocessingDrawing" xmlns:wp="http://schemas.openxmlformats.org/drawingml/2006/wordprocessingDrawing" xmlns:w10="urn:schemas-microsoft-com:office:word" xmlns:w="http://schemas.openxmlformats.org/wordprocessingml/2006/main" xmlns:w14="http://schemas.microsoft.com/office/word/2010/wordml" xmlns:w15="http://schemas.microsoft.com/office/word/2012/wordml" xmlns:w16cex="http://schemas.microsoft.com/office/word/2018/wordml/cex" xmlns:w16cid="http://schemas.microsoft.com/office/word/2016/wordml/cid" xmlns:w16="http://schemas.microsoft.com/office/word/2018/wordml" xmlns:w16sdtdh="http://schemas.microsoft.com/office/word/2020/wordml/sdtdatahash" xmlns:w16se="http://schemas.microsoft.com/office/word/2015/wordml/symex" xmlns:wpg="http://schemas.microsoft.com/office/word/2010/wordprocessingGroup" xmlns:wpi="http://schemas.microsoft.com/office/word/2010/wordprocessingInk" xmlns:wne="http://schemas.microsoft.com/office/word/2006/wordml" xmlns:wps="http://schemas.microsoft.com/office/word/2010/wordprocessingShape" mc:Ignorable="w14 w15 w16se w16cid w16 w16cex w16sdtdh wp14">
   <w:endnote w:type="separator" w:id="-1">
     <w:p>
       <w:r>
@@ -575,7 +540,7 @@
 </file>
 
 <file path=word/footer1.xml><?xml version="1.0" encoding="utf-8"?>
-<w:ftr xmlns:wpc="http://schemas.microsoft.com/office/word/2010/wordprocessingCanvas" xmlns:cx="http://schemas.microsoft.com/office/drawing/2014/chartex" xmlns:cx1="http://schemas.microsoft.com/office/drawing/2015/9/8/chartex" xmlns:cx2="http://schemas.microsoft.com/office/drawing/2015/10/21/chartex" xmlns:cx3="http://schemas.microsoft.com/office/drawing/2016/5/9/chartex" xmlns:cx4="http://schemas.microsoft.com/office/drawing/2016/5/10/chartex" xmlns:cx5="http://schemas.microsoft.com/office/drawing/2016/5/11/chartex" xmlns:cx6="http://schemas.microsoft.com/office/drawing/2016/5/12/chartex" xmlns:cx7="http://schemas.microsoft.com/office/drawing/2016/5/13/chartex" xmlns:cx8="http://schemas.microsoft.com/office/drawing/2016/5/14/chartex" xmlns:mc="http://schemas.openxmlformats.org/markup-compatibility/2006" xmlns:aink="http://schemas.microsoft.com/office/drawing/2016/ink" xmlns:am3d="http://schemas.microsoft.com/office/drawing/2017/model3d" xmlns:o="urn:schemas-microsoft-com:office:office" xmlns:oel="http://schemas.microsoft.com/office/2019/extlst" xmlns:r="http://schemas.openxmlformats.org/officeDocument/2006/relationships" xmlns:m="http://schemas.openxmlformats.org/officeDocument/2006/math" xmlns:v="urn:schemas-microsoft-com:vml" xmlns:wp14="http://schemas.microsoft.com/office/word/2010/wordprocessingDrawing" xmlns:wp="http://schemas.openxmlformats.org/drawingml/2006/wordprocessingDrawing" xmlns:w10="urn:schemas-microsoft-com:office:word" xmlns:w="http://schemas.openxmlformats.org/wordprocessingml/2006/main" xmlns:w14="http://schemas.microsoft.com/office/word/2010/wordml" xmlns:w15="http://schemas.microsoft.com/office/word/2012/wordml" xmlns:w16cex="http://schemas.microsoft.com/office/word/2018/wordml/cex" xmlns:w16cid="http://schemas.microsoft.com/office/word/2016/wordml/cid" xmlns:w16="http://schemas.microsoft.com/office/word/2018/wordml" xmlns:w16du="http://schemas.microsoft.com/office/word/2023/wordml/word16du" xmlns:w16sdtdh="http://schemas.microsoft.com/office/word/2020/wordml/sdtdatahash" xmlns:w16sdtfl="http://schemas.microsoft.com/office/word/2024/wordml/sdtformatlock" xmlns:w16se="http://schemas.microsoft.com/office/word/2015/wordml/symex" xmlns:wpg="http://schemas.microsoft.com/office/word/2010/wordprocessingGroup" xmlns:wpi="http://schemas.microsoft.com/office/word/2010/wordprocessingInk" xmlns:wne="http://schemas.microsoft.com/office/word/2006/wordml" xmlns:wps="http://schemas.microsoft.com/office/word/2010/wordprocessingShape" mc:Ignorable="w14 w15 w16se w16cid w16 w16cex w16sdtdh w16sdtfl w16du wp14">
+<w:ftr xmlns:wpc="http://schemas.microsoft.com/office/word/2010/wordprocessingCanvas" xmlns:cx="http://schemas.microsoft.com/office/drawing/2014/chartex" xmlns:cx1="http://schemas.microsoft.com/office/drawing/2015/9/8/chartex" xmlns:cx2="http://schemas.microsoft.com/office/drawing/2015/10/21/chartex" xmlns:cx3="http://schemas.microsoft.com/office/drawing/2016/5/9/chartex" xmlns:cx4="http://schemas.microsoft.com/office/drawing/2016/5/10/chartex" xmlns:cx5="http://schemas.microsoft.com/office/drawing/2016/5/11/chartex" xmlns:cx6="http://schemas.microsoft.com/office/drawing/2016/5/12/chartex" xmlns:cx7="http://schemas.microsoft.com/office/drawing/2016/5/13/chartex" xmlns:cx8="http://schemas.microsoft.com/office/drawing/2016/5/14/chartex" xmlns:mc="http://schemas.openxmlformats.org/markup-compatibility/2006" xmlns:aink="http://schemas.microsoft.com/office/drawing/2016/ink" xmlns:am3d="http://schemas.microsoft.com/office/drawing/2017/model3d" xmlns:o="urn:schemas-microsoft-com:office:office" xmlns:r="http://schemas.openxmlformats.org/officeDocument/2006/relationships" xmlns:m="http://schemas.openxmlformats.org/officeDocument/2006/math" xmlns:v="urn:schemas-microsoft-com:vml" xmlns:wp14="http://schemas.microsoft.com/office/word/2010/wordprocessingDrawing" xmlns:wp="http://schemas.openxmlformats.org/drawingml/2006/wordprocessingDrawing" xmlns:w10="urn:schemas-microsoft-com:office:word" xmlns:w="http://schemas.openxmlformats.org/wordprocessingml/2006/main" xmlns:w14="http://schemas.microsoft.com/office/word/2010/wordml" xmlns:w15="http://schemas.microsoft.com/office/word/2012/wordml" xmlns:w16cex="http://schemas.microsoft.com/office/word/2018/wordml/cex" xmlns:w16cid="http://schemas.microsoft.com/office/word/2016/wordml/cid" xmlns:w16="http://schemas.microsoft.com/office/word/2018/wordml" xmlns:w16sdtdh="http://schemas.microsoft.com/office/word/2020/wordml/sdtdatahash" xmlns:w16se="http://schemas.microsoft.com/office/word/2015/wordml/symex" xmlns:wpg="http://schemas.microsoft.com/office/word/2010/wordprocessingGroup" xmlns:wpi="http://schemas.microsoft.com/office/word/2010/wordprocessingInk" xmlns:wne="http://schemas.microsoft.com/office/word/2006/wordml" xmlns:wps="http://schemas.microsoft.com/office/word/2010/wordprocessingShape" mc:Ignorable="w14 w15 w16se w16cid w16 w16cex w16sdtdh wp14">
   <w:p>
     <w:pPr>
       <w:pStyle w:val="a8"/>
@@ -657,7 +622,7 @@
             </wp:inline>
           </w:drawing>
         </mc:Choice>
-        <mc:Fallback>
+        <mc:Fallback xmlns:w16sdtfl="http://schemas.microsoft.com/office/word/2024/wordml/sdtformatlock" xmlns:w16du="http://schemas.microsoft.com/office/word/2023/wordml/word16du" xmlns:oel="http://schemas.microsoft.com/office/2019/extlst">
           <w:pict>
             <v:group w14:anchorId="0528F890" id="Group 12" o:spid="_x0000_s1026" style="width:468pt;height:.75pt;mso-position-horizontal-relative:char;mso-position-vertical-relative:line" coordsize="60509,95" o:gfxdata="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">
               <v:shape id="Graphic 13" o:spid="_x0000_s1027" style="position:absolute;top:47;width:60509;height:13;visibility:visible;mso-wrap-style:square;v-text-anchor:top" coordsize="6050915,1270" o:gfxdata="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" path="m,l6050287,e" filled="f" strokecolor="#231f20" strokeweight=".26467mm">
@@ -1039,7 +1004,7 @@
 </file>
 
 <file path=word/footnotes.xml><?xml version="1.0" encoding="utf-8"?>
-<w:footnotes xmlns:wpc="http://schemas.microsoft.com/office/word/2010/wordprocessingCanvas" xmlns:cx="http://schemas.microsoft.com/office/drawing/2014/chartex" xmlns:cx1="http://schemas.microsoft.com/office/drawing/2015/9/8/chartex" xmlns:cx2="http://schemas.microsoft.com/office/drawing/2015/10/21/chartex" xmlns:cx3="http://schemas.microsoft.com/office/drawing/2016/5/9/chartex" xmlns:cx4="http://schemas.microsoft.com/office/drawing/2016/5/10/chartex" xmlns:cx5="http://schemas.microsoft.com/office/drawing/2016/5/11/chartex" xmlns:cx6="http://schemas.microsoft.com/office/drawing/2016/5/12/chartex" xmlns:cx7="http://schemas.microsoft.com/office/drawing/2016/5/13/chartex" xmlns:cx8="http://schemas.microsoft.com/office/drawing/2016/5/14/chartex" xmlns:mc="http://schemas.openxmlformats.org/markup-compatibility/2006" xmlns:aink="http://schemas.microsoft.com/office/drawing/2016/ink" xmlns:am3d="http://schemas.microsoft.com/office/drawing/2017/model3d" xmlns:o="urn:schemas-microsoft-com:office:office" xmlns:oel="http://schemas.microsoft.com/office/2019/extlst" xmlns:r="http://schemas.openxmlformats.org/officeDocument/2006/relationships" xmlns:m="http://schemas.openxmlformats.org/officeDocument/2006/math" xmlns:v="urn:schemas-microsoft-com:vml" xmlns:wp14="http://schemas.microsoft.com/office/word/2010/wordprocessingDrawing" xmlns:wp="http://schemas.openxmlformats.org/drawingml/2006/wordprocessingDrawing" xmlns:w10="urn:schemas-microsoft-com:office:word" xmlns:w="http://schemas.openxmlformats.org/wordprocessingml/2006/main" xmlns:w14="http://schemas.microsoft.com/office/word/2010/wordml" xmlns:w15="http://schemas.microsoft.com/office/word/2012/wordml" xmlns:w16cex="http://schemas.microsoft.com/office/word/2018/wordml/cex" xmlns:w16cid="http://schemas.microsoft.com/office/word/2016/wordml/cid" xmlns:w16="http://schemas.microsoft.com/office/word/2018/wordml" xmlns:w16du="http://schemas.microsoft.com/office/word/2023/wordml/word16du" xmlns:w16sdtdh="http://schemas.microsoft.com/office/word/2020/wordml/sdtdatahash" xmlns:w16sdtfl="http://schemas.microsoft.com/office/word/2024/wordml/sdtformatlock" xmlns:w16se="http://schemas.microsoft.com/office/word/2015/wordml/symex" xmlns:wpg="http://schemas.microsoft.com/office/word/2010/wordprocessingGroup" xmlns:wpi="http://schemas.microsoft.com/office/word/2010/wordprocessingInk" xmlns:wne="http://schemas.microsoft.com/office/word/2006/wordml" xmlns:wps="http://schemas.microsoft.com/office/word/2010/wordprocessingShape" mc:Ignorable="w14 w15 w16se w16cid w16 w16cex w16sdtdh w16sdtfl w16du wp14">
+<w:footnotes xmlns:wpc="http://schemas.microsoft.com/office/word/2010/wordprocessingCanvas" xmlns:cx="http://schemas.microsoft.com/office/drawing/2014/chartex" xmlns:cx1="http://schemas.microsoft.com/office/drawing/2015/9/8/chartex" xmlns:cx2="http://schemas.microsoft.com/office/drawing/2015/10/21/chartex" xmlns:cx3="http://schemas.microsoft.com/office/drawing/2016/5/9/chartex" xmlns:cx4="http://schemas.microsoft.com/office/drawing/2016/5/10/chartex" xmlns:cx5="http://schemas.microsoft.com/office/drawing/2016/5/11/chartex" xmlns:cx6="http://schemas.microsoft.com/office/drawing/2016/5/12/chartex" xmlns:cx7="http://schemas.microsoft.com/office/drawing/2016/5/13/chartex" xmlns:cx8="http://schemas.microsoft.com/office/drawing/2016/5/14/chartex" xmlns:mc="http://schemas.openxmlformats.org/markup-compatibility/2006" xmlns:aink="http://schemas.microsoft.com/office/drawing/2016/ink" xmlns:am3d="http://schemas.microsoft.com/office/drawing/2017/model3d" xmlns:o="urn:schemas-microsoft-com:office:office" xmlns:r="http://schemas.openxmlformats.org/officeDocument/2006/relationships" xmlns:m="http://schemas.openxmlformats.org/officeDocument/2006/math" xmlns:v="urn:schemas-microsoft-com:vml" xmlns:wp14="http://schemas.microsoft.com/office/word/2010/wordprocessingDrawing" xmlns:wp="http://schemas.openxmlformats.org/drawingml/2006/wordprocessingDrawing" xmlns:w10="urn:schemas-microsoft-com:office:word" xmlns:w="http://schemas.openxmlformats.org/wordprocessingml/2006/main" xmlns:w14="http://schemas.microsoft.com/office/word/2010/wordml" xmlns:w15="http://schemas.microsoft.com/office/word/2012/wordml" xmlns:w16cex="http://schemas.microsoft.com/office/word/2018/wordml/cex" xmlns:w16cid="http://schemas.microsoft.com/office/word/2016/wordml/cid" xmlns:w16="http://schemas.microsoft.com/office/word/2018/wordml" xmlns:w16sdtdh="http://schemas.microsoft.com/office/word/2020/wordml/sdtdatahash" xmlns:w16se="http://schemas.microsoft.com/office/word/2015/wordml/symex" xmlns:wpg="http://schemas.microsoft.com/office/word/2010/wordprocessingGroup" xmlns:wpi="http://schemas.microsoft.com/office/word/2010/wordprocessingInk" xmlns:wne="http://schemas.microsoft.com/office/word/2006/wordml" xmlns:wps="http://schemas.microsoft.com/office/word/2010/wordprocessingShape" mc:Ignorable="w14 w15 w16se w16cid w16 w16cex w16sdtdh wp14">
   <w:footnote w:type="separator" w:id="-1">
     <w:p>
       <w:r>
@@ -1058,7 +1023,7 @@
 </file>
 
 <file path=word/header1.xml><?xml version="1.0" encoding="utf-8"?>
-<w:hdr xmlns:wpc="http://schemas.microsoft.com/office/word/2010/wordprocessingCanvas" xmlns:cx="http://schemas.microsoft.com/office/drawing/2014/chartex" xmlns:cx1="http://schemas.microsoft.com/office/drawing/2015/9/8/chartex" xmlns:cx2="http://schemas.microsoft.com/office/drawing/2015/10/21/chartex" xmlns:cx3="http://schemas.microsoft.com/office/drawing/2016/5/9/chartex" xmlns:cx4="http://schemas.microsoft.com/office/drawing/2016/5/10/chartex" xmlns:cx5="http://schemas.microsoft.com/office/drawing/2016/5/11/chartex" xmlns:cx6="http://schemas.microsoft.com/office/drawing/2016/5/12/chartex" xmlns:cx7="http://schemas.microsoft.com/office/drawing/2016/5/13/chartex" xmlns:cx8="http://schemas.microsoft.com/office/drawing/2016/5/14/chartex" xmlns:mc="http://schemas.openxmlformats.org/markup-compatibility/2006" xmlns:aink="http://schemas.microsoft.com/office/drawing/2016/ink" xmlns:am3d="http://schemas.microsoft.com/office/drawing/2017/model3d" xmlns:o="urn:schemas-microsoft-com:office:office" xmlns:oel="http://schemas.microsoft.com/office/2019/extlst" xmlns:r="http://schemas.openxmlformats.org/officeDocument/2006/relationships" xmlns:m="http://schemas.openxmlformats.org/officeDocument/2006/math" xmlns:v="urn:schemas-microsoft-com:vml" xmlns:wp14="http://schemas.microsoft.com/office/word/2010/wordprocessingDrawing" xmlns:wp="http://schemas.openxmlformats.org/drawingml/2006/wordprocessingDrawing" xmlns:w10="urn:schemas-microsoft-com:office:word" xmlns:w="http://schemas.openxmlformats.org/wordprocessingml/2006/main" xmlns:w14="http://schemas.microsoft.com/office/word/2010/wordml" xmlns:w15="http://schemas.microsoft.com/office/word/2012/wordml" xmlns:w16cex="http://schemas.microsoft.com/office/word/2018/wordml/cex" xmlns:w16cid="http://schemas.microsoft.com/office/word/2016/wordml/cid" xmlns:w16="http://schemas.microsoft.com/office/word/2018/wordml" xmlns:w16du="http://schemas.microsoft.com/office/word/2023/wordml/word16du" xmlns:w16sdtdh="http://schemas.microsoft.com/office/word/2020/wordml/sdtdatahash" xmlns:w16sdtfl="http://schemas.microsoft.com/office/word/2024/wordml/sdtformatlock" xmlns:w16se="http://schemas.microsoft.com/office/word/2015/wordml/symex" xmlns:wpg="http://schemas.microsoft.com/office/word/2010/wordprocessingGroup" xmlns:wpi="http://schemas.microsoft.com/office/word/2010/wordprocessingInk" xmlns:wne="http://schemas.microsoft.com/office/word/2006/wordml" xmlns:wps="http://schemas.microsoft.com/office/word/2010/wordprocessingShape" mc:Ignorable="w14 w15 w16se w16cid w16 w16cex w16sdtdh w16sdtfl w16du wp14">
+<w:hdr xmlns:wpc="http://schemas.microsoft.com/office/word/2010/wordprocessingCanvas" xmlns:cx="http://schemas.microsoft.com/office/drawing/2014/chartex" xmlns:cx1="http://schemas.microsoft.com/office/drawing/2015/9/8/chartex" xmlns:cx2="http://schemas.microsoft.com/office/drawing/2015/10/21/chartex" xmlns:cx3="http://schemas.microsoft.com/office/drawing/2016/5/9/chartex" xmlns:cx4="http://schemas.microsoft.com/office/drawing/2016/5/10/chartex" xmlns:cx5="http://schemas.microsoft.com/office/drawing/2016/5/11/chartex" xmlns:cx6="http://schemas.microsoft.com/office/drawing/2016/5/12/chartex" xmlns:cx7="http://schemas.microsoft.com/office/drawing/2016/5/13/chartex" xmlns:cx8="http://schemas.microsoft.com/office/drawing/2016/5/14/chartex" xmlns:mc="http://schemas.openxmlformats.org/markup-compatibility/2006" xmlns:aink="http://schemas.microsoft.com/office/drawing/2016/ink" xmlns:am3d="http://schemas.microsoft.com/office/drawing/2017/model3d" xmlns:o="urn:schemas-microsoft-com:office:office" xmlns:r="http://schemas.openxmlformats.org/officeDocument/2006/relationships" xmlns:m="http://schemas.openxmlformats.org/officeDocument/2006/math" xmlns:v="urn:schemas-microsoft-com:vml" xmlns:wp14="http://schemas.microsoft.com/office/word/2010/wordprocessingDrawing" xmlns:wp="http://schemas.openxmlformats.org/drawingml/2006/wordprocessingDrawing" xmlns:w10="urn:schemas-microsoft-com:office:word" xmlns:w="http://schemas.openxmlformats.org/wordprocessingml/2006/main" xmlns:w14="http://schemas.microsoft.com/office/word/2010/wordml" xmlns:w15="http://schemas.microsoft.com/office/word/2012/wordml" xmlns:w16cex="http://schemas.microsoft.com/office/word/2018/wordml/cex" xmlns:w16cid="http://schemas.microsoft.com/office/word/2016/wordml/cid" xmlns:w16="http://schemas.microsoft.com/office/word/2018/wordml" xmlns:w16sdtdh="http://schemas.microsoft.com/office/word/2020/wordml/sdtdatahash" xmlns:w16se="http://schemas.microsoft.com/office/word/2015/wordml/symex" xmlns:wpg="http://schemas.microsoft.com/office/word/2010/wordprocessingGroup" xmlns:wpi="http://schemas.microsoft.com/office/word/2010/wordprocessingInk" xmlns:wne="http://schemas.microsoft.com/office/word/2006/wordml" xmlns:wps="http://schemas.microsoft.com/office/word/2010/wordprocessingShape" mc:Ignorable="w14 w15 w16se w16cid w16 w16cex w16sdtdh wp14">
   <w:p>
     <w:pPr>
       <w:jc w:val="center"/>
@@ -1298,7 +1263,7 @@
             </wp:anchor>
           </w:drawing>
         </mc:Choice>
-        <mc:Fallback>
+        <mc:Fallback xmlns:w16sdtfl="http://schemas.microsoft.com/office/word/2024/wordml/sdtformatlock" xmlns:w16du="http://schemas.microsoft.com/office/word/2023/wordml/word16du" xmlns:oel="http://schemas.microsoft.com/office/2019/extlst">
           <w:pict>
             <v:group w14:anchorId="28F6C655" id="Group 10" o:spid="_x0000_s1026" style="position:absolute;margin-left:0;margin-top:18.7pt;width:476.45pt;height:.75pt;z-index:-251656192" coordsize="60509,95" o:gfxdata="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">
               <v:shape id="Graphic 11" o:spid="_x0000_s1027" style="position:absolute;top:47;width:60509;height:13;visibility:visible;mso-wrap-style:square;v-text-anchor:top" coordsize="6050915,1270" o:gfxdata="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" path="m,l6050287,e" filled="f" strokecolor="#231f20" strokeweight=".26467mm">
@@ -1315,7 +1280,7 @@
 </file>
 
 <file path=word/numbering.xml><?xml version="1.0" encoding="utf-8"?>
-<w:numbering xmlns:wpc="http://schemas.microsoft.com/office/word/2010/wordprocessingCanvas" xmlns:cx="http://schemas.microsoft.com/office/drawing/2014/chartex" xmlns:cx1="http://schemas.microsoft.com/office/drawing/2015/9/8/chartex" xmlns:cx2="http://schemas.microsoft.com/office/drawing/2015/10/21/chartex" xmlns:cx3="http://schemas.microsoft.com/office/drawing/2016/5/9/chartex" xmlns:cx4="http://schemas.microsoft.com/office/drawing/2016/5/10/chartex" xmlns:cx5="http://schemas.microsoft.com/office/drawing/2016/5/11/chartex" xmlns:cx6="http://schemas.microsoft.com/office/drawing/2016/5/12/chartex" xmlns:cx7="http://schemas.microsoft.com/office/drawing/2016/5/13/chartex" xmlns:cx8="http://schemas.microsoft.com/office/drawing/2016/5/14/chartex" xmlns:mc="http://schemas.openxmlformats.org/markup-compatibility/2006" xmlns:aink="http://schemas.microsoft.com/office/drawing/2016/ink" xmlns:am3d="http://schemas.microsoft.com/office/drawing/2017/model3d" xmlns:o="urn:schemas-microsoft-com:office:office" xmlns:oel="http://schemas.microsoft.com/office/2019/extlst" xmlns:r="http://schemas.openxmlformats.org/officeDocument/2006/relationships" xmlns:m="http://schemas.openxmlformats.org/officeDocument/2006/math" xmlns:v="urn:schemas-microsoft-com:vml" xmlns:wp14="http://schemas.microsoft.com/office/word/2010/wordprocessingDrawing" xmlns:wp="http://schemas.openxmlformats.org/drawingml/2006/wordprocessingDrawing" xmlns:w10="urn:schemas-microsoft-com:office:word" xmlns:w="http://schemas.openxmlformats.org/wordprocessingml/2006/main" xmlns:w14="http://schemas.microsoft.com/office/word/2010/wordml" xmlns:w15="http://schemas.microsoft.com/office/word/2012/wordml" xmlns:w16cex="http://schemas.microsoft.com/office/word/2018/wordml/cex" xmlns:w16cid="http://schemas.microsoft.com/office/word/2016/wordml/cid" xmlns:w16="http://schemas.microsoft.com/office/word/2018/wordml" xmlns:w16du="http://schemas.microsoft.com/office/word/2023/wordml/word16du" xmlns:w16sdtdh="http://schemas.microsoft.com/office/word/2020/wordml/sdtdatahash" xmlns:w16sdtfl="http://schemas.microsoft.com/office/word/2024/wordml/sdtformatlock" xmlns:w16se="http://schemas.microsoft.com/office/word/2015/wordml/symex" xmlns:wpg="http://schemas.microsoft.com/office/word/2010/wordprocessingGroup" xmlns:wpi="http://schemas.microsoft.com/office/word/2010/wordprocessingInk" xmlns:wne="http://schemas.microsoft.com/office/word/2006/wordml" xmlns:wps="http://schemas.microsoft.com/office/word/2010/wordprocessingShape" mc:Ignorable="w14 w15 w16se w16cid w16 w16cex w16sdtdh w16sdtfl w16du wp14">
+<w:numbering xmlns:wpc="http://schemas.microsoft.com/office/word/2010/wordprocessingCanvas" xmlns:cx="http://schemas.microsoft.com/office/drawing/2014/chartex" xmlns:cx1="http://schemas.microsoft.com/office/drawing/2015/9/8/chartex" xmlns:cx2="http://schemas.microsoft.com/office/drawing/2015/10/21/chartex" xmlns:cx3="http://schemas.microsoft.com/office/drawing/2016/5/9/chartex" xmlns:cx4="http://schemas.microsoft.com/office/drawing/2016/5/10/chartex" xmlns:cx5="http://schemas.microsoft.com/office/drawing/2016/5/11/chartex" xmlns:cx6="http://schemas.microsoft.com/office/drawing/2016/5/12/chartex" xmlns:cx7="http://schemas.microsoft.com/office/drawing/2016/5/13/chartex" xmlns:cx8="http://schemas.microsoft.com/office/drawing/2016/5/14/chartex" xmlns:mc="http://schemas.openxmlformats.org/markup-compatibility/2006" xmlns:aink="http://schemas.microsoft.com/office/drawing/2016/ink" xmlns:am3d="http://schemas.microsoft.com/office/drawing/2017/model3d" xmlns:o="urn:schemas-microsoft-com:office:office" xmlns:r="http://schemas.openxmlformats.org/officeDocument/2006/relationships" xmlns:m="http://schemas.openxmlformats.org/officeDocument/2006/math" xmlns:v="urn:schemas-microsoft-com:vml" xmlns:wp14="http://schemas.microsoft.com/office/word/2010/wordprocessingDrawing" xmlns:wp="http://schemas.openxmlformats.org/drawingml/2006/wordprocessingDrawing" xmlns:w10="urn:schemas-microsoft-com:office:word" xmlns:w="http://schemas.openxmlformats.org/wordprocessingml/2006/main" xmlns:w14="http://schemas.microsoft.com/office/word/2010/wordml" xmlns:w15="http://schemas.microsoft.com/office/word/2012/wordml" xmlns:w16cex="http://schemas.microsoft.com/office/word/2018/wordml/cex" xmlns:w16cid="http://schemas.microsoft.com/office/word/2016/wordml/cid" xmlns:w16="http://schemas.microsoft.com/office/word/2018/wordml" xmlns:w16sdtdh="http://schemas.microsoft.com/office/word/2020/wordml/sdtdatahash" xmlns:w16se="http://schemas.microsoft.com/office/word/2015/wordml/symex" xmlns:wpg="http://schemas.microsoft.com/office/word/2010/wordprocessingGroup" xmlns:wpi="http://schemas.microsoft.com/office/word/2010/wordprocessingInk" xmlns:wne="http://schemas.microsoft.com/office/word/2006/wordml" xmlns:wps="http://schemas.microsoft.com/office/word/2010/wordprocessingShape" mc:Ignorable="w14 w15 w16se w16cid w16 w16cex w16sdtdh wp14">
   <w:abstractNum w:abstractNumId="0" w15:restartNumberingAfterBreak="0">
     <w:nsid w:val="7103462B"/>
     <w:multiLevelType w:val="multilevel"/>
@@ -1465,14 +1430,14 @@
       </w:rPr>
     </w:lvl>
   </w:abstractNum>
-  <w:num w:numId="1" w16cid:durableId="310212174">
+  <w:num w:numId="1">
     <w:abstractNumId w:val="0"/>
   </w:num>
 </w:numbering>
 </file>
 
 <file path=word/styles.xml><?xml version="1.0" encoding="utf-8"?>
-<w:styles xmlns:mc="http://schemas.openxmlformats.org/markup-compatibility/2006" xmlns:r="http://schemas.openxmlformats.org/officeDocument/2006/relationships" xmlns:w="http://schemas.openxmlformats.org/wordprocessingml/2006/main" xmlns:w14="http://schemas.microsoft.com/office/word/2010/wordml" xmlns:w15="http://schemas.microsoft.com/office/word/2012/wordml" xmlns:w16cex="http://schemas.microsoft.com/office/word/2018/wordml/cex" xmlns:w16cid="http://schemas.microsoft.com/office/word/2016/wordml/cid" xmlns:w16="http://schemas.microsoft.com/office/word/2018/wordml" xmlns:w16du="http://schemas.microsoft.com/office/word/2023/wordml/word16du" xmlns:w16sdtdh="http://schemas.microsoft.com/office/word/2020/wordml/sdtdatahash" xmlns:w16sdtfl="http://schemas.microsoft.com/office/word/2024/wordml/sdtformatlock" xmlns:w16se="http://schemas.microsoft.com/office/word/2015/wordml/symex" mc:Ignorable="w14 w15 w16se w16cid w16 w16cex w16sdtdh w16sdtfl w16du">
+<w:styles xmlns:mc="http://schemas.openxmlformats.org/markup-compatibility/2006" xmlns:r="http://schemas.openxmlformats.org/officeDocument/2006/relationships" xmlns:w="http://schemas.openxmlformats.org/wordprocessingml/2006/main" xmlns:w14="http://schemas.microsoft.com/office/word/2010/wordml" xmlns:w15="http://schemas.microsoft.com/office/word/2012/wordml" xmlns:w16cex="http://schemas.microsoft.com/office/word/2018/wordml/cex" xmlns:w16cid="http://schemas.microsoft.com/office/word/2016/wordml/cid" xmlns:w16="http://schemas.microsoft.com/office/word/2018/wordml" xmlns:w16sdtdh="http://schemas.microsoft.com/office/word/2020/wordml/sdtdatahash" xmlns:w16se="http://schemas.microsoft.com/office/word/2015/wordml/symex" mc:Ignorable="w14 w15 w16se w16cid w16 w16cex w16sdtdh">
   <w:docDefaults>
     <w:rPrDefault>
       <w:rPr>

--- a/templates/working/Запрос_на_ПНД.docx
+++ b/templates/working/Запрос_на_ПНД.docx
@@ -1,6 +1,6 @@
 
 <file path=word/document.xml><?xml version="1.0" encoding="utf-8"?>
-<w:document xmlns:wpc="http://schemas.microsoft.com/office/word/2010/wordprocessingCanvas" xmlns:cx="http://schemas.microsoft.com/office/drawing/2014/chartex" xmlns:cx1="http://schemas.microsoft.com/office/drawing/2015/9/8/chartex" xmlns:cx2="http://schemas.microsoft.com/office/drawing/2015/10/21/chartex" xmlns:cx3="http://schemas.microsoft.com/office/drawing/2016/5/9/chartex" xmlns:cx4="http://schemas.microsoft.com/office/drawing/2016/5/10/chartex" xmlns:cx5="http://schemas.microsoft.com/office/drawing/2016/5/11/chartex" xmlns:cx6="http://schemas.microsoft.com/office/drawing/2016/5/12/chartex" xmlns:cx7="http://schemas.microsoft.com/office/drawing/2016/5/13/chartex" xmlns:cx8="http://schemas.microsoft.com/office/drawing/2016/5/14/chartex" xmlns:mc="http://schemas.openxmlformats.org/markup-compatibility/2006" xmlns:aink="http://schemas.microsoft.com/office/drawing/2016/ink" xmlns:am3d="http://schemas.microsoft.com/office/drawing/2017/model3d" xmlns:o="urn:schemas-microsoft-com:office:office" xmlns:r="http://schemas.openxmlformats.org/officeDocument/2006/relationships" xmlns:m="http://schemas.openxmlformats.org/officeDocument/2006/math" xmlns:v="urn:schemas-microsoft-com:vml" xmlns:wp14="http://schemas.microsoft.com/office/word/2010/wordprocessingDrawing" xmlns:wp="http://schemas.openxmlformats.org/drawingml/2006/wordprocessingDrawing" xmlns:w10="urn:schemas-microsoft-com:office:word" xmlns:w="http://schemas.openxmlformats.org/wordprocessingml/2006/main" xmlns:w14="http://schemas.microsoft.com/office/word/2010/wordml" xmlns:w15="http://schemas.microsoft.com/office/word/2012/wordml" xmlns:w16cex="http://schemas.microsoft.com/office/word/2018/wordml/cex" xmlns:w16cid="http://schemas.microsoft.com/office/word/2016/wordml/cid" xmlns:w16="http://schemas.microsoft.com/office/word/2018/wordml" xmlns:w16sdtdh="http://schemas.microsoft.com/office/word/2020/wordml/sdtdatahash" xmlns:w16se="http://schemas.microsoft.com/office/word/2015/wordml/symex" xmlns:wpg="http://schemas.microsoft.com/office/word/2010/wordprocessingGroup" xmlns:wpi="http://schemas.microsoft.com/office/word/2010/wordprocessingInk" xmlns:wne="http://schemas.microsoft.com/office/word/2006/wordml" xmlns:wps="http://schemas.microsoft.com/office/word/2010/wordprocessingShape" mc:Ignorable="w14 w15 w16se w16cid w16 w16cex w16sdtdh wp14">
+<w:document xmlns:wpc="http://schemas.microsoft.com/office/word/2010/wordprocessingCanvas" xmlns:cx="http://schemas.microsoft.com/office/drawing/2014/chartex" xmlns:cx1="http://schemas.microsoft.com/office/drawing/2015/9/8/chartex" xmlns:cx2="http://schemas.microsoft.com/office/drawing/2015/10/21/chartex" xmlns:cx3="http://schemas.microsoft.com/office/drawing/2016/5/9/chartex" xmlns:cx4="http://schemas.microsoft.com/office/drawing/2016/5/10/chartex" xmlns:cx5="http://schemas.microsoft.com/office/drawing/2016/5/11/chartex" xmlns:cx6="http://schemas.microsoft.com/office/drawing/2016/5/12/chartex" xmlns:cx7="http://schemas.microsoft.com/office/drawing/2016/5/13/chartex" xmlns:cx8="http://schemas.microsoft.com/office/drawing/2016/5/14/chartex" xmlns:mc="http://schemas.openxmlformats.org/markup-compatibility/2006" xmlns:aink="http://schemas.microsoft.com/office/drawing/2016/ink" xmlns:am3d="http://schemas.microsoft.com/office/drawing/2017/model3d" xmlns:o="urn:schemas-microsoft-com:office:office" xmlns:oel="http://schemas.microsoft.com/office/2019/extlst" xmlns:r="http://schemas.openxmlformats.org/officeDocument/2006/relationships" xmlns:m="http://schemas.openxmlformats.org/officeDocument/2006/math" xmlns:v="urn:schemas-microsoft-com:vml" xmlns:wp14="http://schemas.microsoft.com/office/word/2010/wordprocessingDrawing" xmlns:wp="http://schemas.openxmlformats.org/drawingml/2006/wordprocessingDrawing" xmlns:w10="urn:schemas-microsoft-com:office:word" xmlns:w="http://schemas.openxmlformats.org/wordprocessingml/2006/main" xmlns:w14="http://schemas.microsoft.com/office/word/2010/wordml" xmlns:w15="http://schemas.microsoft.com/office/word/2012/wordml" xmlns:w16cex="http://schemas.microsoft.com/office/word/2018/wordml/cex" xmlns:w16cid="http://schemas.microsoft.com/office/word/2016/wordml/cid" xmlns:w16="http://schemas.microsoft.com/office/word/2018/wordml" xmlns:w16du="http://schemas.microsoft.com/office/word/2023/wordml/word16du" xmlns:w16sdtdh="http://schemas.microsoft.com/office/word/2020/wordml/sdtdatahash" xmlns:w16sdtfl="http://schemas.microsoft.com/office/word/2024/wordml/sdtformatlock" xmlns:w16se="http://schemas.microsoft.com/office/word/2015/wordml/symex" xmlns:wpg="http://schemas.microsoft.com/office/word/2010/wordprocessingGroup" xmlns:wpi="http://schemas.microsoft.com/office/word/2010/wordprocessingInk" xmlns:wne="http://schemas.microsoft.com/office/word/2006/wordml" xmlns:wps="http://schemas.microsoft.com/office/word/2010/wordprocessingShape" mc:Ignorable="w14 w15 w16se w16cid w16 w16cex w16sdtdh w16sdtfl w16du wp14">
   <w:body>
     <w:p>
       <w:pPr>
@@ -10,7 +10,7 @@
           <w:rFonts w:ascii="Times New Roman" w:hAnsi="Times New Roman" w:cs="Times New Roman"/>
           <w:sz w:val="28"/>
           <w:szCs w:val="28"/>
-          <w:lang w:val="en-US"/>
+          <w:lang w:val="ru-RU"/>
         </w:rPr>
       </w:pPr>
       <w:r>
@@ -54,7 +54,7 @@
           <w:rFonts w:ascii="Times New Roman" w:hAnsi="Times New Roman" w:cs="Times New Roman"/>
           <w:sz w:val="28"/>
           <w:szCs w:val="28"/>
-          <w:lang w:val="en-US"/>
+          <w:lang w:val="ru-RU"/>
         </w:rPr>
         <w:t>_____________</w:t>
       </w:r>
@@ -387,7 +387,7 @@
           <w:sz w:val="28"/>
           <w:szCs w:val="28"/>
         </w:rPr>
-        <w:t>» Турко О.Р., идентификационная пластиковая карточка 00</w:t>
+        <w:t xml:space="preserve">» </w:t>
       </w:r>
       <w:r>
         <w:rPr>
@@ -396,7 +396,25 @@
           <w:sz w:val="28"/>
           <w:szCs w:val="28"/>
         </w:rPr>
-        <w:t>28488</w:t>
+        <w:t>{{agent.initials}}</w:t>
+      </w:r>
+      <w:r>
+        <w:rPr>
+          <w:rFonts w:ascii="Times New Roman" w:hAnsi="Times New Roman"/>
+          <w:color w:val="000000"/>
+          <w:sz w:val="28"/>
+          <w:szCs w:val="28"/>
+        </w:rPr>
+        <w:t xml:space="preserve">, идентификационная пластиковая карточка </w:t>
+      </w:r>
+      <w:r>
+        <w:rPr>
+          <w:rFonts w:ascii="Times New Roman" w:hAnsi="Times New Roman"/>
+          <w:color w:val="000000"/>
+          <w:sz w:val="28"/>
+          <w:szCs w:val="28"/>
+        </w:rPr>
+        <w:t>{{agent.cardNumber}}</w:t>
       </w:r>
     </w:p>
     <w:p>
@@ -521,7 +539,7 @@
 </file>
 
 <file path=word/endnotes.xml><?xml version="1.0" encoding="utf-8"?>
-<w:endnotes xmlns:wpc="http://schemas.microsoft.com/office/word/2010/wordprocessingCanvas" xmlns:cx="http://schemas.microsoft.com/office/drawing/2014/chartex" xmlns:cx1="http://schemas.microsoft.com/office/drawing/2015/9/8/chartex" xmlns:cx2="http://schemas.microsoft.com/office/drawing/2015/10/21/chartex" xmlns:cx3="http://schemas.microsoft.com/office/drawing/2016/5/9/chartex" xmlns:cx4="http://schemas.microsoft.com/office/drawing/2016/5/10/chartex" xmlns:cx5="http://schemas.microsoft.com/office/drawing/2016/5/11/chartex" xmlns:cx6="http://schemas.microsoft.com/office/drawing/2016/5/12/chartex" xmlns:cx7="http://schemas.microsoft.com/office/drawing/2016/5/13/chartex" xmlns:cx8="http://schemas.microsoft.com/office/drawing/2016/5/14/chartex" xmlns:mc="http://schemas.openxmlformats.org/markup-compatibility/2006" xmlns:aink="http://schemas.microsoft.com/office/drawing/2016/ink" xmlns:am3d="http://schemas.microsoft.com/office/drawing/2017/model3d" xmlns:o="urn:schemas-microsoft-com:office:office" xmlns:r="http://schemas.openxmlformats.org/officeDocument/2006/relationships" xmlns:m="http://schemas.openxmlformats.org/officeDocument/2006/math" xmlns:v="urn:schemas-microsoft-com:vml" xmlns:wp14="http://schemas.microsoft.com/office/word/2010/wordprocessingDrawing" xmlns:wp="http://schemas.openxmlformats.org/drawingml/2006/wordprocessingDrawing" xmlns:w10="urn:schemas-microsoft-com:office:word" xmlns:w="http://schemas.openxmlformats.org/wordprocessingml/2006/main" xmlns:w14="http://schemas.microsoft.com/office/word/2010/wordml" xmlns:w15="http://schemas.microsoft.com/office/word/2012/wordml" xmlns:w16cex="http://schemas.microsoft.com/office/word/2018/wordml/cex" xmlns:w16cid="http://schemas.microsoft.com/office/word/2016/wordml/cid" xmlns:w16="http://schemas.microsoft.com/office/word/2018/wordml" xmlns:w16sdtdh="http://schemas.microsoft.com/office/word/2020/wordml/sdtdatahash" xmlns:w16se="http://schemas.microsoft.com/office/word/2015/wordml/symex" xmlns:wpg="http://schemas.microsoft.com/office/word/2010/wordprocessingGroup" xmlns:wpi="http://schemas.microsoft.com/office/word/2010/wordprocessingInk" xmlns:wne="http://schemas.microsoft.com/office/word/2006/wordml" xmlns:wps="http://schemas.microsoft.com/office/word/2010/wordprocessingShape" mc:Ignorable="w14 w15 w16se w16cid w16 w16cex w16sdtdh wp14">
+<w:endnotes xmlns:wpc="http://schemas.microsoft.com/office/word/2010/wordprocessingCanvas" xmlns:cx="http://schemas.microsoft.com/office/drawing/2014/chartex" xmlns:cx1="http://schemas.microsoft.com/office/drawing/2015/9/8/chartex" xmlns:cx2="http://schemas.microsoft.com/office/drawing/2015/10/21/chartex" xmlns:cx3="http://schemas.microsoft.com/office/drawing/2016/5/9/chartex" xmlns:cx4="http://schemas.microsoft.com/office/drawing/2016/5/10/chartex" xmlns:cx5="http://schemas.microsoft.com/office/drawing/2016/5/11/chartex" xmlns:cx6="http://schemas.microsoft.com/office/drawing/2016/5/12/chartex" xmlns:cx7="http://schemas.microsoft.com/office/drawing/2016/5/13/chartex" xmlns:cx8="http://schemas.microsoft.com/office/drawing/2016/5/14/chartex" xmlns:mc="http://schemas.openxmlformats.org/markup-compatibility/2006" xmlns:aink="http://schemas.microsoft.com/office/drawing/2016/ink" xmlns:am3d="http://schemas.microsoft.com/office/drawing/2017/model3d" xmlns:o="urn:schemas-microsoft-com:office:office" xmlns:oel="http://schemas.microsoft.com/office/2019/extlst" xmlns:r="http://schemas.openxmlformats.org/officeDocument/2006/relationships" xmlns:m="http://schemas.openxmlformats.org/officeDocument/2006/math" xmlns:v="urn:schemas-microsoft-com:vml" xmlns:wp14="http://schemas.microsoft.com/office/word/2010/wordprocessingDrawing" xmlns:wp="http://schemas.openxmlformats.org/drawingml/2006/wordprocessingDrawing" xmlns:w10="urn:schemas-microsoft-com:office:word" xmlns:w="http://schemas.openxmlformats.org/wordprocessingml/2006/main" xmlns:w14="http://schemas.microsoft.com/office/word/2010/wordml" xmlns:w15="http://schemas.microsoft.com/office/word/2012/wordml" xmlns:w16cex="http://schemas.microsoft.com/office/word/2018/wordml/cex" xmlns:w16cid="http://schemas.microsoft.com/office/word/2016/wordml/cid" xmlns:w16="http://schemas.microsoft.com/office/word/2018/wordml" xmlns:w16du="http://schemas.microsoft.com/office/word/2023/wordml/word16du" xmlns:w16sdtdh="http://schemas.microsoft.com/office/word/2020/wordml/sdtdatahash" xmlns:w16sdtfl="http://schemas.microsoft.com/office/word/2024/wordml/sdtformatlock" xmlns:w16se="http://schemas.microsoft.com/office/word/2015/wordml/symex" xmlns:wpg="http://schemas.microsoft.com/office/word/2010/wordprocessingGroup" xmlns:wpi="http://schemas.microsoft.com/office/word/2010/wordprocessingInk" xmlns:wne="http://schemas.microsoft.com/office/word/2006/wordml" xmlns:wps="http://schemas.microsoft.com/office/word/2010/wordprocessingShape" mc:Ignorable="w14 w15 w16se w16cid w16 w16cex w16sdtdh w16sdtfl w16du wp14">
   <w:endnote w:type="separator" w:id="-1">
     <w:p>
       <w:r>
@@ -540,7 +558,7 @@
 </file>
 
 <file path=word/footer1.xml><?xml version="1.0" encoding="utf-8"?>
-<w:ftr xmlns:wpc="http://schemas.microsoft.com/office/word/2010/wordprocessingCanvas" xmlns:cx="http://schemas.microsoft.com/office/drawing/2014/chartex" xmlns:cx1="http://schemas.microsoft.com/office/drawing/2015/9/8/chartex" xmlns:cx2="http://schemas.microsoft.com/office/drawing/2015/10/21/chartex" xmlns:cx3="http://schemas.microsoft.com/office/drawing/2016/5/9/chartex" xmlns:cx4="http://schemas.microsoft.com/office/drawing/2016/5/10/chartex" xmlns:cx5="http://schemas.microsoft.com/office/drawing/2016/5/11/chartex" xmlns:cx6="http://schemas.microsoft.com/office/drawing/2016/5/12/chartex" xmlns:cx7="http://schemas.microsoft.com/office/drawing/2016/5/13/chartex" xmlns:cx8="http://schemas.microsoft.com/office/drawing/2016/5/14/chartex" xmlns:mc="http://schemas.openxmlformats.org/markup-compatibility/2006" xmlns:aink="http://schemas.microsoft.com/office/drawing/2016/ink" xmlns:am3d="http://schemas.microsoft.com/office/drawing/2017/model3d" xmlns:o="urn:schemas-microsoft-com:office:office" xmlns:r="http://schemas.openxmlformats.org/officeDocument/2006/relationships" xmlns:m="http://schemas.openxmlformats.org/officeDocument/2006/math" xmlns:v="urn:schemas-microsoft-com:vml" xmlns:wp14="http://schemas.microsoft.com/office/word/2010/wordprocessingDrawing" xmlns:wp="http://schemas.openxmlformats.org/drawingml/2006/wordprocessingDrawing" xmlns:w10="urn:schemas-microsoft-com:office:word" xmlns:w="http://schemas.openxmlformats.org/wordprocessingml/2006/main" xmlns:w14="http://schemas.microsoft.com/office/word/2010/wordml" xmlns:w15="http://schemas.microsoft.com/office/word/2012/wordml" xmlns:w16cex="http://schemas.microsoft.com/office/word/2018/wordml/cex" xmlns:w16cid="http://schemas.microsoft.com/office/word/2016/wordml/cid" xmlns:w16="http://schemas.microsoft.com/office/word/2018/wordml" xmlns:w16sdtdh="http://schemas.microsoft.com/office/word/2020/wordml/sdtdatahash" xmlns:w16se="http://schemas.microsoft.com/office/word/2015/wordml/symex" xmlns:wpg="http://schemas.microsoft.com/office/word/2010/wordprocessingGroup" xmlns:wpi="http://schemas.microsoft.com/office/word/2010/wordprocessingInk" xmlns:wne="http://schemas.microsoft.com/office/word/2006/wordml" xmlns:wps="http://schemas.microsoft.com/office/word/2010/wordprocessingShape" mc:Ignorable="w14 w15 w16se w16cid w16 w16cex w16sdtdh wp14">
+<w:ftr xmlns:wpc="http://schemas.microsoft.com/office/word/2010/wordprocessingCanvas" xmlns:cx="http://schemas.microsoft.com/office/drawing/2014/chartex" xmlns:cx1="http://schemas.microsoft.com/office/drawing/2015/9/8/chartex" xmlns:cx2="http://schemas.microsoft.com/office/drawing/2015/10/21/chartex" xmlns:cx3="http://schemas.microsoft.com/office/drawing/2016/5/9/chartex" xmlns:cx4="http://schemas.microsoft.com/office/drawing/2016/5/10/chartex" xmlns:cx5="http://schemas.microsoft.com/office/drawing/2016/5/11/chartex" xmlns:cx6="http://schemas.microsoft.com/office/drawing/2016/5/12/chartex" xmlns:cx7="http://schemas.microsoft.com/office/drawing/2016/5/13/chartex" xmlns:cx8="http://schemas.microsoft.com/office/drawing/2016/5/14/chartex" xmlns:mc="http://schemas.openxmlformats.org/markup-compatibility/2006" xmlns:aink="http://schemas.microsoft.com/office/drawing/2016/ink" xmlns:am3d="http://schemas.microsoft.com/office/drawing/2017/model3d" xmlns:o="urn:schemas-microsoft-com:office:office" xmlns:oel="http://schemas.microsoft.com/office/2019/extlst" xmlns:r="http://schemas.openxmlformats.org/officeDocument/2006/relationships" xmlns:m="http://schemas.openxmlformats.org/officeDocument/2006/math" xmlns:v="urn:schemas-microsoft-com:vml" xmlns:wp14="http://schemas.microsoft.com/office/word/2010/wordprocessingDrawing" xmlns:wp="http://schemas.openxmlformats.org/drawingml/2006/wordprocessingDrawing" xmlns:w10="urn:schemas-microsoft-com:office:word" xmlns:w="http://schemas.openxmlformats.org/wordprocessingml/2006/main" xmlns:w14="http://schemas.microsoft.com/office/word/2010/wordml" xmlns:w15="http://schemas.microsoft.com/office/word/2012/wordml" xmlns:w16cex="http://schemas.microsoft.com/office/word/2018/wordml/cex" xmlns:w16cid="http://schemas.microsoft.com/office/word/2016/wordml/cid" xmlns:w16="http://schemas.microsoft.com/office/word/2018/wordml" xmlns:w16du="http://schemas.microsoft.com/office/word/2023/wordml/word16du" xmlns:w16sdtdh="http://schemas.microsoft.com/office/word/2020/wordml/sdtdatahash" xmlns:w16sdtfl="http://schemas.microsoft.com/office/word/2024/wordml/sdtformatlock" xmlns:w16se="http://schemas.microsoft.com/office/word/2015/wordml/symex" xmlns:wpg="http://schemas.microsoft.com/office/word/2010/wordprocessingGroup" xmlns:wpi="http://schemas.microsoft.com/office/word/2010/wordprocessingInk" xmlns:wne="http://schemas.microsoft.com/office/word/2006/wordml" xmlns:wps="http://schemas.microsoft.com/office/word/2010/wordprocessingShape" mc:Ignorable="w14 w15 w16se w16cid w16 w16cex w16sdtdh w16sdtfl w16du wp14">
   <w:p>
     <w:pPr>
       <w:pStyle w:val="a8"/>
@@ -622,7 +640,7 @@
             </wp:inline>
           </w:drawing>
         </mc:Choice>
-        <mc:Fallback xmlns:w16sdtfl="http://schemas.microsoft.com/office/word/2024/wordml/sdtformatlock" xmlns:w16du="http://schemas.microsoft.com/office/word/2023/wordml/word16du" xmlns:oel="http://schemas.microsoft.com/office/2019/extlst">
+        <mc:Fallback>
           <w:pict>
             <v:group w14:anchorId="0528F890" id="Group 12" o:spid="_x0000_s1026" style="width:468pt;height:.75pt;mso-position-horizontal-relative:char;mso-position-vertical-relative:line" coordsize="60509,95" o:gfxdata="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">
               <v:shape id="Graphic 13" o:spid="_x0000_s1027" style="position:absolute;top:47;width:60509;height:13;visibility:visible;mso-wrap-style:square;v-text-anchor:top" coordsize="6050915,1270" o:gfxdata="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" path="m,l6050287,e" filled="f" strokecolor="#231f20" strokeweight=".26467mm">
@@ -1004,7 +1022,7 @@
 </file>
 
 <file path=word/footnotes.xml><?xml version="1.0" encoding="utf-8"?>
-<w:footnotes xmlns:wpc="http://schemas.microsoft.com/office/word/2010/wordprocessingCanvas" xmlns:cx="http://schemas.microsoft.com/office/drawing/2014/chartex" xmlns:cx1="http://schemas.microsoft.com/office/drawing/2015/9/8/chartex" xmlns:cx2="http://schemas.microsoft.com/office/drawing/2015/10/21/chartex" xmlns:cx3="http://schemas.microsoft.com/office/drawing/2016/5/9/chartex" xmlns:cx4="http://schemas.microsoft.com/office/drawing/2016/5/10/chartex" xmlns:cx5="http://schemas.microsoft.com/office/drawing/2016/5/11/chartex" xmlns:cx6="http://schemas.microsoft.com/office/drawing/2016/5/12/chartex" xmlns:cx7="http://schemas.microsoft.com/office/drawing/2016/5/13/chartex" xmlns:cx8="http://schemas.microsoft.com/office/drawing/2016/5/14/chartex" xmlns:mc="http://schemas.openxmlformats.org/markup-compatibility/2006" xmlns:aink="http://schemas.microsoft.com/office/drawing/2016/ink" xmlns:am3d="http://schemas.microsoft.com/office/drawing/2017/model3d" xmlns:o="urn:schemas-microsoft-com:office:office" xmlns:r="http://schemas.openxmlformats.org/officeDocument/2006/relationships" xmlns:m="http://schemas.openxmlformats.org/officeDocument/2006/math" xmlns:v="urn:schemas-microsoft-com:vml" xmlns:wp14="http://schemas.microsoft.com/office/word/2010/wordprocessingDrawing" xmlns:wp="http://schemas.openxmlformats.org/drawingml/2006/wordprocessingDrawing" xmlns:w10="urn:schemas-microsoft-com:office:word" xmlns:w="http://schemas.openxmlformats.org/wordprocessingml/2006/main" xmlns:w14="http://schemas.microsoft.com/office/word/2010/wordml" xmlns:w15="http://schemas.microsoft.com/office/word/2012/wordml" xmlns:w16cex="http://schemas.microsoft.com/office/word/2018/wordml/cex" xmlns:w16cid="http://schemas.microsoft.com/office/word/2016/wordml/cid" xmlns:w16="http://schemas.microsoft.com/office/word/2018/wordml" xmlns:w16sdtdh="http://schemas.microsoft.com/office/word/2020/wordml/sdtdatahash" xmlns:w16se="http://schemas.microsoft.com/office/word/2015/wordml/symex" xmlns:wpg="http://schemas.microsoft.com/office/word/2010/wordprocessingGroup" xmlns:wpi="http://schemas.microsoft.com/office/word/2010/wordprocessingInk" xmlns:wne="http://schemas.microsoft.com/office/word/2006/wordml" xmlns:wps="http://schemas.microsoft.com/office/word/2010/wordprocessingShape" mc:Ignorable="w14 w15 w16se w16cid w16 w16cex w16sdtdh wp14">
+<w:footnotes xmlns:wpc="http://schemas.microsoft.com/office/word/2010/wordprocessingCanvas" xmlns:cx="http://schemas.microsoft.com/office/drawing/2014/chartex" xmlns:cx1="http://schemas.microsoft.com/office/drawing/2015/9/8/chartex" xmlns:cx2="http://schemas.microsoft.com/office/drawing/2015/10/21/chartex" xmlns:cx3="http://schemas.microsoft.com/office/drawing/2016/5/9/chartex" xmlns:cx4="http://schemas.microsoft.com/office/drawing/2016/5/10/chartex" xmlns:cx5="http://schemas.microsoft.com/office/drawing/2016/5/11/chartex" xmlns:cx6="http://schemas.microsoft.com/office/drawing/2016/5/12/chartex" xmlns:cx7="http://schemas.microsoft.com/office/drawing/2016/5/13/chartex" xmlns:cx8="http://schemas.microsoft.com/office/drawing/2016/5/14/chartex" xmlns:mc="http://schemas.openxmlformats.org/markup-compatibility/2006" xmlns:aink="http://schemas.microsoft.com/office/drawing/2016/ink" xmlns:am3d="http://schemas.microsoft.com/office/drawing/2017/model3d" xmlns:o="urn:schemas-microsoft-com:office:office" xmlns:oel="http://schemas.microsoft.com/office/2019/extlst" xmlns:r="http://schemas.openxmlformats.org/officeDocument/2006/relationships" xmlns:m="http://schemas.openxmlformats.org/officeDocument/2006/math" xmlns:v="urn:schemas-microsoft-com:vml" xmlns:wp14="http://schemas.microsoft.com/office/word/2010/wordprocessingDrawing" xmlns:wp="http://schemas.openxmlformats.org/drawingml/2006/wordprocessingDrawing" xmlns:w10="urn:schemas-microsoft-com:office:word" xmlns:w="http://schemas.openxmlformats.org/wordprocessingml/2006/main" xmlns:w14="http://schemas.microsoft.com/office/word/2010/wordml" xmlns:w15="http://schemas.microsoft.com/office/word/2012/wordml" xmlns:w16cex="http://schemas.microsoft.com/office/word/2018/wordml/cex" xmlns:w16cid="http://schemas.microsoft.com/office/word/2016/wordml/cid" xmlns:w16="http://schemas.microsoft.com/office/word/2018/wordml" xmlns:w16du="http://schemas.microsoft.com/office/word/2023/wordml/word16du" xmlns:w16sdtdh="http://schemas.microsoft.com/office/word/2020/wordml/sdtdatahash" xmlns:w16sdtfl="http://schemas.microsoft.com/office/word/2024/wordml/sdtformatlock" xmlns:w16se="http://schemas.microsoft.com/office/word/2015/wordml/symex" xmlns:wpg="http://schemas.microsoft.com/office/word/2010/wordprocessingGroup" xmlns:wpi="http://schemas.microsoft.com/office/word/2010/wordprocessingInk" xmlns:wne="http://schemas.microsoft.com/office/word/2006/wordml" xmlns:wps="http://schemas.microsoft.com/office/word/2010/wordprocessingShape" mc:Ignorable="w14 w15 w16se w16cid w16 w16cex w16sdtdh w16sdtfl w16du wp14">
   <w:footnote w:type="separator" w:id="-1">
     <w:p>
       <w:r>
@@ -1023,7 +1041,7 @@
 </file>
 
 <file path=word/header1.xml><?xml version="1.0" encoding="utf-8"?>
-<w:hdr xmlns:wpc="http://schemas.microsoft.com/office/word/2010/wordprocessingCanvas" xmlns:cx="http://schemas.microsoft.com/office/drawing/2014/chartex" xmlns:cx1="http://schemas.microsoft.com/office/drawing/2015/9/8/chartex" xmlns:cx2="http://schemas.microsoft.com/office/drawing/2015/10/21/chartex" xmlns:cx3="http://schemas.microsoft.com/office/drawing/2016/5/9/chartex" xmlns:cx4="http://schemas.microsoft.com/office/drawing/2016/5/10/chartex" xmlns:cx5="http://schemas.microsoft.com/office/drawing/2016/5/11/chartex" xmlns:cx6="http://schemas.microsoft.com/office/drawing/2016/5/12/chartex" xmlns:cx7="http://schemas.microsoft.com/office/drawing/2016/5/13/chartex" xmlns:cx8="http://schemas.microsoft.com/office/drawing/2016/5/14/chartex" xmlns:mc="http://schemas.openxmlformats.org/markup-compatibility/2006" xmlns:aink="http://schemas.microsoft.com/office/drawing/2016/ink" xmlns:am3d="http://schemas.microsoft.com/office/drawing/2017/model3d" xmlns:o="urn:schemas-microsoft-com:office:office" xmlns:r="http://schemas.openxmlformats.org/officeDocument/2006/relationships" xmlns:m="http://schemas.openxmlformats.org/officeDocument/2006/math" xmlns:v="urn:schemas-microsoft-com:vml" xmlns:wp14="http://schemas.microsoft.com/office/word/2010/wordprocessingDrawing" xmlns:wp="http://schemas.openxmlformats.org/drawingml/2006/wordprocessingDrawing" xmlns:w10="urn:schemas-microsoft-com:office:word" xmlns:w="http://schemas.openxmlformats.org/wordprocessingml/2006/main" xmlns:w14="http://schemas.microsoft.com/office/word/2010/wordml" xmlns:w15="http://schemas.microsoft.com/office/word/2012/wordml" xmlns:w16cex="http://schemas.microsoft.com/office/word/2018/wordml/cex" xmlns:w16cid="http://schemas.microsoft.com/office/word/2016/wordml/cid" xmlns:w16="http://schemas.microsoft.com/office/word/2018/wordml" xmlns:w16sdtdh="http://schemas.microsoft.com/office/word/2020/wordml/sdtdatahash" xmlns:w16se="http://schemas.microsoft.com/office/word/2015/wordml/symex" xmlns:wpg="http://schemas.microsoft.com/office/word/2010/wordprocessingGroup" xmlns:wpi="http://schemas.microsoft.com/office/word/2010/wordprocessingInk" xmlns:wne="http://schemas.microsoft.com/office/word/2006/wordml" xmlns:wps="http://schemas.microsoft.com/office/word/2010/wordprocessingShape" mc:Ignorable="w14 w15 w16se w16cid w16 w16cex w16sdtdh wp14">
+<w:hdr xmlns:wpc="http://schemas.microsoft.com/office/word/2010/wordprocessingCanvas" xmlns:cx="http://schemas.microsoft.com/office/drawing/2014/chartex" xmlns:cx1="http://schemas.microsoft.com/office/drawing/2015/9/8/chartex" xmlns:cx2="http://schemas.microsoft.com/office/drawing/2015/10/21/chartex" xmlns:cx3="http://schemas.microsoft.com/office/drawing/2016/5/9/chartex" xmlns:cx4="http://schemas.microsoft.com/office/drawing/2016/5/10/chartex" xmlns:cx5="http://schemas.microsoft.com/office/drawing/2016/5/11/chartex" xmlns:cx6="http://schemas.microsoft.com/office/drawing/2016/5/12/chartex" xmlns:cx7="http://schemas.microsoft.com/office/drawing/2016/5/13/chartex" xmlns:cx8="http://schemas.microsoft.com/office/drawing/2016/5/14/chartex" xmlns:mc="http://schemas.openxmlformats.org/markup-compatibility/2006" xmlns:aink="http://schemas.microsoft.com/office/drawing/2016/ink" xmlns:am3d="http://schemas.microsoft.com/office/drawing/2017/model3d" xmlns:o="urn:schemas-microsoft-com:office:office" xmlns:oel="http://schemas.microsoft.com/office/2019/extlst" xmlns:r="http://schemas.openxmlformats.org/officeDocument/2006/relationships" xmlns:m="http://schemas.openxmlformats.org/officeDocument/2006/math" xmlns:v="urn:schemas-microsoft-com:vml" xmlns:wp14="http://schemas.microsoft.com/office/word/2010/wordprocessingDrawing" xmlns:wp="http://schemas.openxmlformats.org/drawingml/2006/wordprocessingDrawing" xmlns:w10="urn:schemas-microsoft-com:office:word" xmlns:w="http://schemas.openxmlformats.org/wordprocessingml/2006/main" xmlns:w14="http://schemas.microsoft.com/office/word/2010/wordml" xmlns:w15="http://schemas.microsoft.com/office/word/2012/wordml" xmlns:w16cex="http://schemas.microsoft.com/office/word/2018/wordml/cex" xmlns:w16cid="http://schemas.microsoft.com/office/word/2016/wordml/cid" xmlns:w16="http://schemas.microsoft.com/office/word/2018/wordml" xmlns:w16du="http://schemas.microsoft.com/office/word/2023/wordml/word16du" xmlns:w16sdtdh="http://schemas.microsoft.com/office/word/2020/wordml/sdtdatahash" xmlns:w16sdtfl="http://schemas.microsoft.com/office/word/2024/wordml/sdtformatlock" xmlns:w16se="http://schemas.microsoft.com/office/word/2015/wordml/symex" xmlns:wpg="http://schemas.microsoft.com/office/word/2010/wordprocessingGroup" xmlns:wpi="http://schemas.microsoft.com/office/word/2010/wordprocessingInk" xmlns:wne="http://schemas.microsoft.com/office/word/2006/wordml" xmlns:wps="http://schemas.microsoft.com/office/word/2010/wordprocessingShape" mc:Ignorable="w14 w15 w16se w16cid w16 w16cex w16sdtdh w16sdtfl w16du wp14">
   <w:p>
     <w:pPr>
       <w:jc w:val="center"/>
@@ -1263,7 +1281,7 @@
             </wp:anchor>
           </w:drawing>
         </mc:Choice>
-        <mc:Fallback xmlns:w16sdtfl="http://schemas.microsoft.com/office/word/2024/wordml/sdtformatlock" xmlns:w16du="http://schemas.microsoft.com/office/word/2023/wordml/word16du" xmlns:oel="http://schemas.microsoft.com/office/2019/extlst">
+        <mc:Fallback>
           <w:pict>
             <v:group w14:anchorId="28F6C655" id="Group 10" o:spid="_x0000_s1026" style="position:absolute;margin-left:0;margin-top:18.7pt;width:476.45pt;height:.75pt;z-index:-251656192" coordsize="60509,95" o:gfxdata="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">
               <v:shape id="Graphic 11" o:spid="_x0000_s1027" style="position:absolute;top:47;width:60509;height:13;visibility:visible;mso-wrap-style:square;v-text-anchor:top" coordsize="6050915,1270" o:gfxdata="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" path="m,l6050287,e" filled="f" strokecolor="#231f20" strokeweight=".26467mm">
@@ -1280,7 +1298,7 @@
 </file>
 
 <file path=word/numbering.xml><?xml version="1.0" encoding="utf-8"?>
-<w:numbering xmlns:wpc="http://schemas.microsoft.com/office/word/2010/wordprocessingCanvas" xmlns:cx="http://schemas.microsoft.com/office/drawing/2014/chartex" xmlns:cx1="http://schemas.microsoft.com/office/drawing/2015/9/8/chartex" xmlns:cx2="http://schemas.microsoft.com/office/drawing/2015/10/21/chartex" xmlns:cx3="http://schemas.microsoft.com/office/drawing/2016/5/9/chartex" xmlns:cx4="http://schemas.microsoft.com/office/drawing/2016/5/10/chartex" xmlns:cx5="http://schemas.microsoft.com/office/drawing/2016/5/11/chartex" xmlns:cx6="http://schemas.microsoft.com/office/drawing/2016/5/12/chartex" xmlns:cx7="http://schemas.microsoft.com/office/drawing/2016/5/13/chartex" xmlns:cx8="http://schemas.microsoft.com/office/drawing/2016/5/14/chartex" xmlns:mc="http://schemas.openxmlformats.org/markup-compatibility/2006" xmlns:aink="http://schemas.microsoft.com/office/drawing/2016/ink" xmlns:am3d="http://schemas.microsoft.com/office/drawing/2017/model3d" xmlns:o="urn:schemas-microsoft-com:office:office" xmlns:r="http://schemas.openxmlformats.org/officeDocument/2006/relationships" xmlns:m="http://schemas.openxmlformats.org/officeDocument/2006/math" xmlns:v="urn:schemas-microsoft-com:vml" xmlns:wp14="http://schemas.microsoft.com/office/word/2010/wordprocessingDrawing" xmlns:wp="http://schemas.openxmlformats.org/drawingml/2006/wordprocessingDrawing" xmlns:w10="urn:schemas-microsoft-com:office:word" xmlns:w="http://schemas.openxmlformats.org/wordprocessingml/2006/main" xmlns:w14="http://schemas.microsoft.com/office/word/2010/wordml" xmlns:w15="http://schemas.microsoft.com/office/word/2012/wordml" xmlns:w16cex="http://schemas.microsoft.com/office/word/2018/wordml/cex" xmlns:w16cid="http://schemas.microsoft.com/office/word/2016/wordml/cid" xmlns:w16="http://schemas.microsoft.com/office/word/2018/wordml" xmlns:w16sdtdh="http://schemas.microsoft.com/office/word/2020/wordml/sdtdatahash" xmlns:w16se="http://schemas.microsoft.com/office/word/2015/wordml/symex" xmlns:wpg="http://schemas.microsoft.com/office/word/2010/wordprocessingGroup" xmlns:wpi="http://schemas.microsoft.com/office/word/2010/wordprocessingInk" xmlns:wne="http://schemas.microsoft.com/office/word/2006/wordml" xmlns:wps="http://schemas.microsoft.com/office/word/2010/wordprocessingShape" mc:Ignorable="w14 w15 w16se w16cid w16 w16cex w16sdtdh wp14">
+<w:numbering xmlns:wpc="http://schemas.microsoft.com/office/word/2010/wordprocessingCanvas" xmlns:cx="http://schemas.microsoft.com/office/drawing/2014/chartex" xmlns:cx1="http://schemas.microsoft.com/office/drawing/2015/9/8/chartex" xmlns:cx2="http://schemas.microsoft.com/office/drawing/2015/10/21/chartex" xmlns:cx3="http://schemas.microsoft.com/office/drawing/2016/5/9/chartex" xmlns:cx4="http://schemas.microsoft.com/office/drawing/2016/5/10/chartex" xmlns:cx5="http://schemas.microsoft.com/office/drawing/2016/5/11/chartex" xmlns:cx6="http://schemas.microsoft.com/office/drawing/2016/5/12/chartex" xmlns:cx7="http://schemas.microsoft.com/office/drawing/2016/5/13/chartex" xmlns:cx8="http://schemas.microsoft.com/office/drawing/2016/5/14/chartex" xmlns:mc="http://schemas.openxmlformats.org/markup-compatibility/2006" xmlns:aink="http://schemas.microsoft.com/office/drawing/2016/ink" xmlns:am3d="http://schemas.microsoft.com/office/drawing/2017/model3d" xmlns:o="urn:schemas-microsoft-com:office:office" xmlns:oel="http://schemas.microsoft.com/office/2019/extlst" xmlns:r="http://schemas.openxmlformats.org/officeDocument/2006/relationships" xmlns:m="http://schemas.openxmlformats.org/officeDocument/2006/math" xmlns:v="urn:schemas-microsoft-com:vml" xmlns:wp14="http://schemas.microsoft.com/office/word/2010/wordprocessingDrawing" xmlns:wp="http://schemas.openxmlformats.org/drawingml/2006/wordprocessingDrawing" xmlns:w10="urn:schemas-microsoft-com:office:word" xmlns:w="http://schemas.openxmlformats.org/wordprocessingml/2006/main" xmlns:w14="http://schemas.microsoft.com/office/word/2010/wordml" xmlns:w15="http://schemas.microsoft.com/office/word/2012/wordml" xmlns:w16cex="http://schemas.microsoft.com/office/word/2018/wordml/cex" xmlns:w16cid="http://schemas.microsoft.com/office/word/2016/wordml/cid" xmlns:w16="http://schemas.microsoft.com/office/word/2018/wordml" xmlns:w16du="http://schemas.microsoft.com/office/word/2023/wordml/word16du" xmlns:w16sdtdh="http://schemas.microsoft.com/office/word/2020/wordml/sdtdatahash" xmlns:w16sdtfl="http://schemas.microsoft.com/office/word/2024/wordml/sdtformatlock" xmlns:w16se="http://schemas.microsoft.com/office/word/2015/wordml/symex" xmlns:wpg="http://schemas.microsoft.com/office/word/2010/wordprocessingGroup" xmlns:wpi="http://schemas.microsoft.com/office/word/2010/wordprocessingInk" xmlns:wne="http://schemas.microsoft.com/office/word/2006/wordml" xmlns:wps="http://schemas.microsoft.com/office/word/2010/wordprocessingShape" mc:Ignorable="w14 w15 w16se w16cid w16 w16cex w16sdtdh w16sdtfl w16du wp14">
   <w:abstractNum w:abstractNumId="0" w15:restartNumberingAfterBreak="0">
     <w:nsid w:val="7103462B"/>
     <w:multiLevelType w:val="multilevel"/>
@@ -1430,14 +1448,14 @@
       </w:rPr>
     </w:lvl>
   </w:abstractNum>
-  <w:num w:numId="1">
+  <w:num w:numId="1" w16cid:durableId="1634286407">
     <w:abstractNumId w:val="0"/>
   </w:num>
 </w:numbering>
 </file>
 
 <file path=word/styles.xml><?xml version="1.0" encoding="utf-8"?>
-<w:styles xmlns:mc="http://schemas.openxmlformats.org/markup-compatibility/2006" xmlns:r="http://schemas.openxmlformats.org/officeDocument/2006/relationships" xmlns:w="http://schemas.openxmlformats.org/wordprocessingml/2006/main" xmlns:w14="http://schemas.microsoft.com/office/word/2010/wordml" xmlns:w15="http://schemas.microsoft.com/office/word/2012/wordml" xmlns:w16cex="http://schemas.microsoft.com/office/word/2018/wordml/cex" xmlns:w16cid="http://schemas.microsoft.com/office/word/2016/wordml/cid" xmlns:w16="http://schemas.microsoft.com/office/word/2018/wordml" xmlns:w16sdtdh="http://schemas.microsoft.com/office/word/2020/wordml/sdtdatahash" xmlns:w16se="http://schemas.microsoft.com/office/word/2015/wordml/symex" mc:Ignorable="w14 w15 w16se w16cid w16 w16cex w16sdtdh">
+<w:styles xmlns:mc="http://schemas.openxmlformats.org/markup-compatibility/2006" xmlns:r="http://schemas.openxmlformats.org/officeDocument/2006/relationships" xmlns:w="http://schemas.openxmlformats.org/wordprocessingml/2006/main" xmlns:w14="http://schemas.microsoft.com/office/word/2010/wordml" xmlns:w15="http://schemas.microsoft.com/office/word/2012/wordml" xmlns:w16cex="http://schemas.microsoft.com/office/word/2018/wordml/cex" xmlns:w16cid="http://schemas.microsoft.com/office/word/2016/wordml/cid" xmlns:w16="http://schemas.microsoft.com/office/word/2018/wordml" xmlns:w16du="http://schemas.microsoft.com/office/word/2023/wordml/word16du" xmlns:w16sdtdh="http://schemas.microsoft.com/office/word/2020/wordml/sdtdatahash" xmlns:w16sdtfl="http://schemas.microsoft.com/office/word/2024/wordml/sdtformatlock" xmlns:w16se="http://schemas.microsoft.com/office/word/2015/wordml/symex" mc:Ignorable="w14 w15 w16se w16cid w16 w16cex w16sdtdh w16sdtfl w16du">
   <w:docDefaults>
     <w:rPrDefault>
       <w:rPr>

--- a/templates/working/Запрос_на_ПНД.docx
+++ b/templates/working/Запрос_на_ПНД.docx
@@ -214,16 +214,106 @@
           <w:szCs w:val="28"/>
           <w:lang w:val="ru-RU" w:eastAsia="ru-RU"/>
         </w:rPr>
-        <w:t xml:space="preserve">В соответствии с Положением о порядке представления коммерческим организациям, осуществляющим риэлтерскую деятельность, информации государственными органами и иными организациями об объектах недвижимости, о правах на них, юридических и физических лицах – сторонах сделки, в  отношении которой осуществляется риэлтерская деятельность, утвержденная Постановлением Совета Министров Республики Беларусь №406 от 27.03.2006 г. (п.5 Перечня), просим предоставить медицинскую справку о состоянии здоровья </w:t>
-      </w:r>
-      <w:r>
-        <w:rPr>
-          <w:rFonts w:ascii="Times New Roman" w:hAnsi="Times New Roman" w:cs="Times New Roman"/>
-          <w:sz w:val="28"/>
-          <w:szCs w:val="28"/>
-          <w:lang w:val="ru-RU"/>
-        </w:rPr>
-        <w:t>{{seller.fullNameGenitive}}</w:t>
+        <w:t>В</w:t>
+      </w:r>
+      <w:r>
+        <w:rPr>
+          <w:rFonts w:ascii="Times New Roman" w:hAnsi="Times New Roman" w:cs="Times New Roman"/>
+          <w:sz w:val="28"/>
+          <w:szCs w:val="28"/>
+          <w:lang w:val="ru-RU"/>
+        </w:rPr>
+        <w:t xml:space="preserve"> целях обеспечения соответствия законодательству оформления прав на</w:t>
+      </w:r>
+      <w:r>
+        <w:rPr>
+          <w:rFonts w:ascii="Times New Roman" w:hAnsi="Times New Roman" w:cs="Times New Roman"/>
+          <w:sz w:val="28"/>
+          <w:szCs w:val="28"/>
+        </w:rPr>
+        <w:t> </w:t>
+      </w:r>
+      <w:r>
+        <w:rPr>
+          <w:rFonts w:ascii="Times New Roman" w:hAnsi="Times New Roman" w:cs="Times New Roman"/>
+          <w:sz w:val="28"/>
+          <w:szCs w:val="28"/>
+          <w:lang w:val="ru-RU"/>
+        </w:rPr>
+        <w:t>объекты недвижимого имущества, защиты имущественных интересов граждан и</w:t>
+      </w:r>
+      <w:r>
+        <w:rPr>
+          <w:rFonts w:ascii="Times New Roman" w:hAnsi="Times New Roman" w:cs="Times New Roman"/>
+          <w:sz w:val="28"/>
+          <w:szCs w:val="28"/>
+        </w:rPr>
+        <w:t> </w:t>
+      </w:r>
+      <w:r>
+        <w:rPr>
+          <w:rFonts w:ascii="Times New Roman" w:hAnsi="Times New Roman" w:cs="Times New Roman"/>
+          <w:sz w:val="28"/>
+          <w:szCs w:val="28"/>
+          <w:lang w:val="ru-RU"/>
+        </w:rPr>
+        <w:t xml:space="preserve">юридических лиц </w:t>
+      </w:r>
+      <w:r>
+        <w:rPr>
+          <w:rFonts w:ascii="Times New Roman" w:hAnsi="Times New Roman" w:cs="Times New Roman"/>
+          <w:sz w:val="28"/>
+          <w:szCs w:val="28"/>
+          <w:lang w:val="ru-RU"/>
+        </w:rPr>
+        <w:t xml:space="preserve">и </w:t>
+      </w:r>
+      <w:r>
+        <w:rPr>
+          <w:rFonts w:ascii="Times New Roman" w:hAnsi="Times New Roman" w:cs="Times New Roman"/>
+          <w:sz w:val="28"/>
+          <w:szCs w:val="28"/>
+          <w:lang w:val="ru-RU"/>
+        </w:rPr>
+        <w:t xml:space="preserve"> в соответствии с Законом Республики Беларусь «О риэлтерской деятельности» от 8 мая 2025г №71-З</w:t>
+      </w:r>
+      <w:r>
+        <w:rPr>
+          <w:rFonts w:ascii="Times New Roman" w:eastAsia="Calibri" w:hAnsi="Times New Roman" w:cs="Times New Roman"/>
+          <w:sz w:val="28"/>
+          <w:szCs w:val="28"/>
+          <w:lang w:val="ru-RU" w:eastAsia="ru-RU"/>
+        </w:rPr>
+        <w:t xml:space="preserve"> просим предоставить медицинскую справку о состоянии здоровья </w:t>
+      </w:r>
+      <w:r>
+        <w:rPr>
+          <w:rFonts w:ascii="Times New Roman" w:hAnsi="Times New Roman" w:cs="Times New Roman"/>
+          <w:sz w:val="28"/>
+          <w:szCs w:val="28"/>
+          <w:lang w:val="ru-RU"/>
+        </w:rPr>
+        <w:t>{{</w:t>
+      </w:r>
+      <w:proofErr w:type="spellStart"/>
+      <w:r>
+        <w:rPr>
+          <w:rFonts w:ascii="Times New Roman" w:hAnsi="Times New Roman" w:cs="Times New Roman"/>
+          <w:sz w:val="28"/>
+          <w:szCs w:val="28"/>
+          <w:lang w:val="ru-RU"/>
+        </w:rPr>
+        <w:t>seller.fullNameGenitive</w:t>
+      </w:r>
+      <w:proofErr w:type="spellEnd"/>
+      <w:r>
+        <w:rPr>
+          <w:rFonts w:ascii="Times New Roman" w:hAnsi="Times New Roman" w:cs="Times New Roman"/>
+          <w:sz w:val="28"/>
+          <w:szCs w:val="28"/>
+          <w:lang w:val="ru-RU"/>
+        </w:rPr>
+        <w:t>}}</w:t>
       </w:r>
       <w:r>
         <w:rPr>

--- a/templates/working/Запрос_на_ПНД.docx
+++ b/templates/working/Запрос_на_ПНД.docx
@@ -1,6 +1,6 @@
 
 <file path=word/document.xml><?xml version="1.0" encoding="utf-8"?>
-<w:document xmlns:wpc="http://schemas.microsoft.com/office/word/2010/wordprocessingCanvas" xmlns:cx="http://schemas.microsoft.com/office/drawing/2014/chartex" xmlns:cx1="http://schemas.microsoft.com/office/drawing/2015/9/8/chartex" xmlns:cx2="http://schemas.microsoft.com/office/drawing/2015/10/21/chartex" xmlns:cx3="http://schemas.microsoft.com/office/drawing/2016/5/9/chartex" xmlns:cx4="http://schemas.microsoft.com/office/drawing/2016/5/10/chartex" xmlns:cx5="http://schemas.microsoft.com/office/drawing/2016/5/11/chartex" xmlns:cx6="http://schemas.microsoft.com/office/drawing/2016/5/12/chartex" xmlns:cx7="http://schemas.microsoft.com/office/drawing/2016/5/13/chartex" xmlns:cx8="http://schemas.microsoft.com/office/drawing/2016/5/14/chartex" xmlns:mc="http://schemas.openxmlformats.org/markup-compatibility/2006" xmlns:aink="http://schemas.microsoft.com/office/drawing/2016/ink" xmlns:am3d="http://schemas.microsoft.com/office/drawing/2017/model3d" xmlns:o="urn:schemas-microsoft-com:office:office" xmlns:oel="http://schemas.microsoft.com/office/2019/extlst" xmlns:r="http://schemas.openxmlformats.org/officeDocument/2006/relationships" xmlns:m="http://schemas.openxmlformats.org/officeDocument/2006/math" xmlns:v="urn:schemas-microsoft-com:vml" xmlns:wp14="http://schemas.microsoft.com/office/word/2010/wordprocessingDrawing" xmlns:wp="http://schemas.openxmlformats.org/drawingml/2006/wordprocessingDrawing" xmlns:w10="urn:schemas-microsoft-com:office:word" xmlns:w="http://schemas.openxmlformats.org/wordprocessingml/2006/main" xmlns:w14="http://schemas.microsoft.com/office/word/2010/wordml" xmlns:w15="http://schemas.microsoft.com/office/word/2012/wordml" xmlns:w16cex="http://schemas.microsoft.com/office/word/2018/wordml/cex" xmlns:w16cid="http://schemas.microsoft.com/office/word/2016/wordml/cid" xmlns:w16="http://schemas.microsoft.com/office/word/2018/wordml" xmlns:w16du="http://schemas.microsoft.com/office/word/2023/wordml/word16du" xmlns:w16sdtdh="http://schemas.microsoft.com/office/word/2020/wordml/sdtdatahash" xmlns:w16sdtfl="http://schemas.microsoft.com/office/word/2024/wordml/sdtformatlock" xmlns:w16se="http://schemas.microsoft.com/office/word/2015/wordml/symex" xmlns:wpg="http://schemas.microsoft.com/office/word/2010/wordprocessingGroup" xmlns:wpi="http://schemas.microsoft.com/office/word/2010/wordprocessingInk" xmlns:wne="http://schemas.microsoft.com/office/word/2006/wordml" xmlns:wps="http://schemas.microsoft.com/office/word/2010/wordprocessingShape" mc:Ignorable="w14 w15 w16se w16cid w16 w16cex w16sdtdh w16sdtfl w16du wp14">
+<w:document xmlns:wpc="http://schemas.microsoft.com/office/word/2010/wordprocessingCanvas" xmlns:cx="http://schemas.microsoft.com/office/drawing/2014/chartex" xmlns:cx1="http://schemas.microsoft.com/office/drawing/2015/9/8/chartex" xmlns:cx2="http://schemas.microsoft.com/office/drawing/2015/10/21/chartex" xmlns:cx3="http://schemas.microsoft.com/office/drawing/2016/5/9/chartex" xmlns:cx4="http://schemas.microsoft.com/office/drawing/2016/5/10/chartex" xmlns:cx5="http://schemas.microsoft.com/office/drawing/2016/5/11/chartex" xmlns:cx6="http://schemas.microsoft.com/office/drawing/2016/5/12/chartex" xmlns:cx7="http://schemas.microsoft.com/office/drawing/2016/5/13/chartex" xmlns:cx8="http://schemas.microsoft.com/office/drawing/2016/5/14/chartex" xmlns:mc="http://schemas.openxmlformats.org/markup-compatibility/2006" xmlns:aink="http://schemas.microsoft.com/office/drawing/2016/ink" xmlns:am3d="http://schemas.microsoft.com/office/drawing/2017/model3d" xmlns:o="urn:schemas-microsoft-com:office:office" xmlns:r="http://schemas.openxmlformats.org/officeDocument/2006/relationships" xmlns:m="http://schemas.openxmlformats.org/officeDocument/2006/math" xmlns:v="urn:schemas-microsoft-com:vml" xmlns:wp14="http://schemas.microsoft.com/office/word/2010/wordprocessingDrawing" xmlns:wp="http://schemas.openxmlformats.org/drawingml/2006/wordprocessingDrawing" xmlns:w10="urn:schemas-microsoft-com:office:word" xmlns:w="http://schemas.openxmlformats.org/wordprocessingml/2006/main" xmlns:w14="http://schemas.microsoft.com/office/word/2010/wordml" xmlns:w15="http://schemas.microsoft.com/office/word/2012/wordml" xmlns:w16cex="http://schemas.microsoft.com/office/word/2018/wordml/cex" xmlns:w16cid="http://schemas.microsoft.com/office/word/2016/wordml/cid" xmlns:w16="http://schemas.microsoft.com/office/word/2018/wordml" xmlns:w16sdtdh="http://schemas.microsoft.com/office/word/2020/wordml/sdtdatahash" xmlns:w16se="http://schemas.microsoft.com/office/word/2015/wordml/symex" xmlns:wpg="http://schemas.microsoft.com/office/word/2010/wordprocessingGroup" xmlns:wpi="http://schemas.microsoft.com/office/word/2010/wordprocessingInk" xmlns:wne="http://schemas.microsoft.com/office/word/2006/wordml" xmlns:wps="http://schemas.microsoft.com/office/word/2010/wordprocessingShape" mc:Ignorable="w14 w15 w16se w16cid w16 w16cex w16sdtdh wp14">
   <w:body>
     <w:p>
       <w:pPr>
@@ -293,27 +293,7 @@
           <w:szCs w:val="28"/>
           <w:lang w:val="ru-RU"/>
         </w:rPr>
-        <w:t>{{</w:t>
-      </w:r>
-      <w:proofErr w:type="spellStart"/>
-      <w:r>
-        <w:rPr>
-          <w:rFonts w:ascii="Times New Roman" w:hAnsi="Times New Roman" w:cs="Times New Roman"/>
-          <w:sz w:val="28"/>
-          <w:szCs w:val="28"/>
-          <w:lang w:val="ru-RU"/>
-        </w:rPr>
-        <w:t>seller.fullNameGenitive</w:t>
-      </w:r>
-      <w:proofErr w:type="spellEnd"/>
-      <w:r>
-        <w:rPr>
-          <w:rFonts w:ascii="Times New Roman" w:hAnsi="Times New Roman" w:cs="Times New Roman"/>
-          <w:sz w:val="28"/>
-          <w:szCs w:val="28"/>
-          <w:lang w:val="ru-RU"/>
-        </w:rPr>
-        <w:t>}}</w:t>
+        <w:t>{{owner1.signatoryFullNameGenitive}}{{#owner2.fullName}}, {{owner2.signatoryFullNameGenitive}}{{/owner2.fullName}}{{#owner3.fullName}}, {{owner3.signatoryFullNameGenitive}}{{/owner3.fullName}}</w:t>
       </w:r>
       <w:r>
         <w:rPr>
@@ -629,7 +609,7 @@
 </file>
 
 <file path=word/endnotes.xml><?xml version="1.0" encoding="utf-8"?>
-<w:endnotes xmlns:wpc="http://schemas.microsoft.com/office/word/2010/wordprocessingCanvas" xmlns:cx="http://schemas.microsoft.com/office/drawing/2014/chartex" xmlns:cx1="http://schemas.microsoft.com/office/drawing/2015/9/8/chartex" xmlns:cx2="http://schemas.microsoft.com/office/drawing/2015/10/21/chartex" xmlns:cx3="http://schemas.microsoft.com/office/drawing/2016/5/9/chartex" xmlns:cx4="http://schemas.microsoft.com/office/drawing/2016/5/10/chartex" xmlns:cx5="http://schemas.microsoft.com/office/drawing/2016/5/11/chartex" xmlns:cx6="http://schemas.microsoft.com/office/drawing/2016/5/12/chartex" xmlns:cx7="http://schemas.microsoft.com/office/drawing/2016/5/13/chartex" xmlns:cx8="http://schemas.microsoft.com/office/drawing/2016/5/14/chartex" xmlns:mc="http://schemas.openxmlformats.org/markup-compatibility/2006" xmlns:aink="http://schemas.microsoft.com/office/drawing/2016/ink" xmlns:am3d="http://schemas.microsoft.com/office/drawing/2017/model3d" xmlns:o="urn:schemas-microsoft-com:office:office" xmlns:oel="http://schemas.microsoft.com/office/2019/extlst" xmlns:r="http://schemas.openxmlformats.org/officeDocument/2006/relationships" xmlns:m="http://schemas.openxmlformats.org/officeDocument/2006/math" xmlns:v="urn:schemas-microsoft-com:vml" xmlns:wp14="http://schemas.microsoft.com/office/word/2010/wordprocessingDrawing" xmlns:wp="http://schemas.openxmlformats.org/drawingml/2006/wordprocessingDrawing" xmlns:w10="urn:schemas-microsoft-com:office:word" xmlns:w="http://schemas.openxmlformats.org/wordprocessingml/2006/main" xmlns:w14="http://schemas.microsoft.com/office/word/2010/wordml" xmlns:w15="http://schemas.microsoft.com/office/word/2012/wordml" xmlns:w16cex="http://schemas.microsoft.com/office/word/2018/wordml/cex" xmlns:w16cid="http://schemas.microsoft.com/office/word/2016/wordml/cid" xmlns:w16="http://schemas.microsoft.com/office/word/2018/wordml" xmlns:w16du="http://schemas.microsoft.com/office/word/2023/wordml/word16du" xmlns:w16sdtdh="http://schemas.microsoft.com/office/word/2020/wordml/sdtdatahash" xmlns:w16sdtfl="http://schemas.microsoft.com/office/word/2024/wordml/sdtformatlock" xmlns:w16se="http://schemas.microsoft.com/office/word/2015/wordml/symex" xmlns:wpg="http://schemas.microsoft.com/office/word/2010/wordprocessingGroup" xmlns:wpi="http://schemas.microsoft.com/office/word/2010/wordprocessingInk" xmlns:wne="http://schemas.microsoft.com/office/word/2006/wordml" xmlns:wps="http://schemas.microsoft.com/office/word/2010/wordprocessingShape" mc:Ignorable="w14 w15 w16se w16cid w16 w16cex w16sdtdh w16sdtfl w16du wp14">
+<w:endnotes xmlns:wpc="http://schemas.microsoft.com/office/word/2010/wordprocessingCanvas" xmlns:cx="http://schemas.microsoft.com/office/drawing/2014/chartex" xmlns:cx1="http://schemas.microsoft.com/office/drawing/2015/9/8/chartex" xmlns:cx2="http://schemas.microsoft.com/office/drawing/2015/10/21/chartex" xmlns:cx3="http://schemas.microsoft.com/office/drawing/2016/5/9/chartex" xmlns:cx4="http://schemas.microsoft.com/office/drawing/2016/5/10/chartex" xmlns:cx5="http://schemas.microsoft.com/office/drawing/2016/5/11/chartex" xmlns:cx6="http://schemas.microsoft.com/office/drawing/2016/5/12/chartex" xmlns:cx7="http://schemas.microsoft.com/office/drawing/2016/5/13/chartex" xmlns:cx8="http://schemas.microsoft.com/office/drawing/2016/5/14/chartex" xmlns:mc="http://schemas.openxmlformats.org/markup-compatibility/2006" xmlns:aink="http://schemas.microsoft.com/office/drawing/2016/ink" xmlns:am3d="http://schemas.microsoft.com/office/drawing/2017/model3d" xmlns:o="urn:schemas-microsoft-com:office:office" xmlns:r="http://schemas.openxmlformats.org/officeDocument/2006/relationships" xmlns:m="http://schemas.openxmlformats.org/officeDocument/2006/math" xmlns:v="urn:schemas-microsoft-com:vml" xmlns:wp14="http://schemas.microsoft.com/office/word/2010/wordprocessingDrawing" xmlns:wp="http://schemas.openxmlformats.org/drawingml/2006/wordprocessingDrawing" xmlns:w10="urn:schemas-microsoft-com:office:word" xmlns:w="http://schemas.openxmlformats.org/wordprocessingml/2006/main" xmlns:w14="http://schemas.microsoft.com/office/word/2010/wordml" xmlns:w15="http://schemas.microsoft.com/office/word/2012/wordml" xmlns:w16cex="http://schemas.microsoft.com/office/word/2018/wordml/cex" xmlns:w16cid="http://schemas.microsoft.com/office/word/2016/wordml/cid" xmlns:w16="http://schemas.microsoft.com/office/word/2018/wordml" xmlns:w16sdtdh="http://schemas.microsoft.com/office/word/2020/wordml/sdtdatahash" xmlns:w16se="http://schemas.microsoft.com/office/word/2015/wordml/symex" xmlns:wpg="http://schemas.microsoft.com/office/word/2010/wordprocessingGroup" xmlns:wpi="http://schemas.microsoft.com/office/word/2010/wordprocessingInk" xmlns:wne="http://schemas.microsoft.com/office/word/2006/wordml" xmlns:wps="http://schemas.microsoft.com/office/word/2010/wordprocessingShape" mc:Ignorable="w14 w15 w16se w16cid w16 w16cex w16sdtdh wp14">
   <w:endnote w:type="separator" w:id="-1">
     <w:p>
       <w:r>
@@ -648,7 +628,7 @@
 </file>
 
 <file path=word/footer1.xml><?xml version="1.0" encoding="utf-8"?>
-<w:ftr xmlns:wpc="http://schemas.microsoft.com/office/word/2010/wordprocessingCanvas" xmlns:cx="http://schemas.microsoft.com/office/drawing/2014/chartex" xmlns:cx1="http://schemas.microsoft.com/office/drawing/2015/9/8/chartex" xmlns:cx2="http://schemas.microsoft.com/office/drawing/2015/10/21/chartex" xmlns:cx3="http://schemas.microsoft.com/office/drawing/2016/5/9/chartex" xmlns:cx4="http://schemas.microsoft.com/office/drawing/2016/5/10/chartex" xmlns:cx5="http://schemas.microsoft.com/office/drawing/2016/5/11/chartex" xmlns:cx6="http://schemas.microsoft.com/office/drawing/2016/5/12/chartex" xmlns:cx7="http://schemas.microsoft.com/office/drawing/2016/5/13/chartex" xmlns:cx8="http://schemas.microsoft.com/office/drawing/2016/5/14/chartex" xmlns:mc="http://schemas.openxmlformats.org/markup-compatibility/2006" xmlns:aink="http://schemas.microsoft.com/office/drawing/2016/ink" xmlns:am3d="http://schemas.microsoft.com/office/drawing/2017/model3d" xmlns:o="urn:schemas-microsoft-com:office:office" xmlns:oel="http://schemas.microsoft.com/office/2019/extlst" xmlns:r="http://schemas.openxmlformats.org/officeDocument/2006/relationships" xmlns:m="http://schemas.openxmlformats.org/officeDocument/2006/math" xmlns:v="urn:schemas-microsoft-com:vml" xmlns:wp14="http://schemas.microsoft.com/office/word/2010/wordprocessingDrawing" xmlns:wp="http://schemas.openxmlformats.org/drawingml/2006/wordprocessingDrawing" xmlns:w10="urn:schemas-microsoft-com:office:word" xmlns:w="http://schemas.openxmlformats.org/wordprocessingml/2006/main" xmlns:w14="http://schemas.microsoft.com/office/word/2010/wordml" xmlns:w15="http://schemas.microsoft.com/office/word/2012/wordml" xmlns:w16cex="http://schemas.microsoft.com/office/word/2018/wordml/cex" xmlns:w16cid="http://schemas.microsoft.com/office/word/2016/wordml/cid" xmlns:w16="http://schemas.microsoft.com/office/word/2018/wordml" xmlns:w16du="http://schemas.microsoft.com/office/word/2023/wordml/word16du" xmlns:w16sdtdh="http://schemas.microsoft.com/office/word/2020/wordml/sdtdatahash" xmlns:w16sdtfl="http://schemas.microsoft.com/office/word/2024/wordml/sdtformatlock" xmlns:w16se="http://schemas.microsoft.com/office/word/2015/wordml/symex" xmlns:wpg="http://schemas.microsoft.com/office/word/2010/wordprocessingGroup" xmlns:wpi="http://schemas.microsoft.com/office/word/2010/wordprocessingInk" xmlns:wne="http://schemas.microsoft.com/office/word/2006/wordml" xmlns:wps="http://schemas.microsoft.com/office/word/2010/wordprocessingShape" mc:Ignorable="w14 w15 w16se w16cid w16 w16cex w16sdtdh w16sdtfl w16du wp14">
+<w:ftr xmlns:wpc="http://schemas.microsoft.com/office/word/2010/wordprocessingCanvas" xmlns:cx="http://schemas.microsoft.com/office/drawing/2014/chartex" xmlns:cx1="http://schemas.microsoft.com/office/drawing/2015/9/8/chartex" xmlns:cx2="http://schemas.microsoft.com/office/drawing/2015/10/21/chartex" xmlns:cx3="http://schemas.microsoft.com/office/drawing/2016/5/9/chartex" xmlns:cx4="http://schemas.microsoft.com/office/drawing/2016/5/10/chartex" xmlns:cx5="http://schemas.microsoft.com/office/drawing/2016/5/11/chartex" xmlns:cx6="http://schemas.microsoft.com/office/drawing/2016/5/12/chartex" xmlns:cx7="http://schemas.microsoft.com/office/drawing/2016/5/13/chartex" xmlns:cx8="http://schemas.microsoft.com/office/drawing/2016/5/14/chartex" xmlns:mc="http://schemas.openxmlformats.org/markup-compatibility/2006" xmlns:aink="http://schemas.microsoft.com/office/drawing/2016/ink" xmlns:am3d="http://schemas.microsoft.com/office/drawing/2017/model3d" xmlns:o="urn:schemas-microsoft-com:office:office" xmlns:r="http://schemas.openxmlformats.org/officeDocument/2006/relationships" xmlns:m="http://schemas.openxmlformats.org/officeDocument/2006/math" xmlns:v="urn:schemas-microsoft-com:vml" xmlns:wp14="http://schemas.microsoft.com/office/word/2010/wordprocessingDrawing" xmlns:wp="http://schemas.openxmlformats.org/drawingml/2006/wordprocessingDrawing" xmlns:w10="urn:schemas-microsoft-com:office:word" xmlns:w="http://schemas.openxmlformats.org/wordprocessingml/2006/main" xmlns:w14="http://schemas.microsoft.com/office/word/2010/wordml" xmlns:w15="http://schemas.microsoft.com/office/word/2012/wordml" xmlns:w16cex="http://schemas.microsoft.com/office/word/2018/wordml/cex" xmlns:w16cid="http://schemas.microsoft.com/office/word/2016/wordml/cid" xmlns:w16="http://schemas.microsoft.com/office/word/2018/wordml" xmlns:w16sdtdh="http://schemas.microsoft.com/office/word/2020/wordml/sdtdatahash" xmlns:w16se="http://schemas.microsoft.com/office/word/2015/wordml/symex" xmlns:wpg="http://schemas.microsoft.com/office/word/2010/wordprocessingGroup" xmlns:wpi="http://schemas.microsoft.com/office/word/2010/wordprocessingInk" xmlns:wne="http://schemas.microsoft.com/office/word/2006/wordml" xmlns:wps="http://schemas.microsoft.com/office/word/2010/wordprocessingShape" mc:Ignorable="w14 w15 w16se w16cid w16 w16cex w16sdtdh wp14">
   <w:p>
     <w:pPr>
       <w:pStyle w:val="a8"/>
@@ -730,7 +710,7 @@
             </wp:inline>
           </w:drawing>
         </mc:Choice>
-        <mc:Fallback>
+        <mc:Fallback xmlns:w16sdtfl="http://schemas.microsoft.com/office/word/2024/wordml/sdtformatlock" xmlns:w16du="http://schemas.microsoft.com/office/word/2023/wordml/word16du" xmlns:oel="http://schemas.microsoft.com/office/2019/extlst">
           <w:pict>
             <v:group w14:anchorId="0528F890" id="Group 12" o:spid="_x0000_s1026" style="width:468pt;height:.75pt;mso-position-horizontal-relative:char;mso-position-vertical-relative:line" coordsize="60509,95" o:gfxdata="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">
               <v:shape id="Graphic 13" o:spid="_x0000_s1027" style="position:absolute;top:47;width:60509;height:13;visibility:visible;mso-wrap-style:square;v-text-anchor:top" coordsize="6050915,1270" o:gfxdata="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" path="m,l6050287,e" filled="f" strokecolor="#231f20" strokeweight=".26467mm">
@@ -1112,7 +1092,7 @@
 </file>
 
 <file path=word/footnotes.xml><?xml version="1.0" encoding="utf-8"?>
-<w:footnotes xmlns:wpc="http://schemas.microsoft.com/office/word/2010/wordprocessingCanvas" xmlns:cx="http://schemas.microsoft.com/office/drawing/2014/chartex" xmlns:cx1="http://schemas.microsoft.com/office/drawing/2015/9/8/chartex" xmlns:cx2="http://schemas.microsoft.com/office/drawing/2015/10/21/chartex" xmlns:cx3="http://schemas.microsoft.com/office/drawing/2016/5/9/chartex" xmlns:cx4="http://schemas.microsoft.com/office/drawing/2016/5/10/chartex" xmlns:cx5="http://schemas.microsoft.com/office/drawing/2016/5/11/chartex" xmlns:cx6="http://schemas.microsoft.com/office/drawing/2016/5/12/chartex" xmlns:cx7="http://schemas.microsoft.com/office/drawing/2016/5/13/chartex" xmlns:cx8="http://schemas.microsoft.com/office/drawing/2016/5/14/chartex" xmlns:mc="http://schemas.openxmlformats.org/markup-compatibility/2006" xmlns:aink="http://schemas.microsoft.com/office/drawing/2016/ink" xmlns:am3d="http://schemas.microsoft.com/office/drawing/2017/model3d" xmlns:o="urn:schemas-microsoft-com:office:office" xmlns:oel="http://schemas.microsoft.com/office/2019/extlst" xmlns:r="http://schemas.openxmlformats.org/officeDocument/2006/relationships" xmlns:m="http://schemas.openxmlformats.org/officeDocument/2006/math" xmlns:v="urn:schemas-microsoft-com:vml" xmlns:wp14="http://schemas.microsoft.com/office/word/2010/wordprocessingDrawing" xmlns:wp="http://schemas.openxmlformats.org/drawingml/2006/wordprocessingDrawing" xmlns:w10="urn:schemas-microsoft-com:office:word" xmlns:w="http://schemas.openxmlformats.org/wordprocessingml/2006/main" xmlns:w14="http://schemas.microsoft.com/office/word/2010/wordml" xmlns:w15="http://schemas.microsoft.com/office/word/2012/wordml" xmlns:w16cex="http://schemas.microsoft.com/office/word/2018/wordml/cex" xmlns:w16cid="http://schemas.microsoft.com/office/word/2016/wordml/cid" xmlns:w16="http://schemas.microsoft.com/office/word/2018/wordml" xmlns:w16du="http://schemas.microsoft.com/office/word/2023/wordml/word16du" xmlns:w16sdtdh="http://schemas.microsoft.com/office/word/2020/wordml/sdtdatahash" xmlns:w16sdtfl="http://schemas.microsoft.com/office/word/2024/wordml/sdtformatlock" xmlns:w16se="http://schemas.microsoft.com/office/word/2015/wordml/symex" xmlns:wpg="http://schemas.microsoft.com/office/word/2010/wordprocessingGroup" xmlns:wpi="http://schemas.microsoft.com/office/word/2010/wordprocessingInk" xmlns:wne="http://schemas.microsoft.com/office/word/2006/wordml" xmlns:wps="http://schemas.microsoft.com/office/word/2010/wordprocessingShape" mc:Ignorable="w14 w15 w16se w16cid w16 w16cex w16sdtdh w16sdtfl w16du wp14">
+<w:footnotes xmlns:wpc="http://schemas.microsoft.com/office/word/2010/wordprocessingCanvas" xmlns:cx="http://schemas.microsoft.com/office/drawing/2014/chartex" xmlns:cx1="http://schemas.microsoft.com/office/drawing/2015/9/8/chartex" xmlns:cx2="http://schemas.microsoft.com/office/drawing/2015/10/21/chartex" xmlns:cx3="http://schemas.microsoft.com/office/drawing/2016/5/9/chartex" xmlns:cx4="http://schemas.microsoft.com/office/drawing/2016/5/10/chartex" xmlns:cx5="http://schemas.microsoft.com/office/drawing/2016/5/11/chartex" xmlns:cx6="http://schemas.microsoft.com/office/drawing/2016/5/12/chartex" xmlns:cx7="http://schemas.microsoft.com/office/drawing/2016/5/13/chartex" xmlns:cx8="http://schemas.microsoft.com/office/drawing/2016/5/14/chartex" xmlns:mc="http://schemas.openxmlformats.org/markup-compatibility/2006" xmlns:aink="http://schemas.microsoft.com/office/drawing/2016/ink" xmlns:am3d="http://schemas.microsoft.com/office/drawing/2017/model3d" xmlns:o="urn:schemas-microsoft-com:office:office" xmlns:r="http://schemas.openxmlformats.org/officeDocument/2006/relationships" xmlns:m="http://schemas.openxmlformats.org/officeDocument/2006/math" xmlns:v="urn:schemas-microsoft-com:vml" xmlns:wp14="http://schemas.microsoft.com/office/word/2010/wordprocessingDrawing" xmlns:wp="http://schemas.openxmlformats.org/drawingml/2006/wordprocessingDrawing" xmlns:w10="urn:schemas-microsoft-com:office:word" xmlns:w="http://schemas.openxmlformats.org/wordprocessingml/2006/main" xmlns:w14="http://schemas.microsoft.com/office/word/2010/wordml" xmlns:w15="http://schemas.microsoft.com/office/word/2012/wordml" xmlns:w16cex="http://schemas.microsoft.com/office/word/2018/wordml/cex" xmlns:w16cid="http://schemas.microsoft.com/office/word/2016/wordml/cid" xmlns:w16="http://schemas.microsoft.com/office/word/2018/wordml" xmlns:w16sdtdh="http://schemas.microsoft.com/office/word/2020/wordml/sdtdatahash" xmlns:w16se="http://schemas.microsoft.com/office/word/2015/wordml/symex" xmlns:wpg="http://schemas.microsoft.com/office/word/2010/wordprocessingGroup" xmlns:wpi="http://schemas.microsoft.com/office/word/2010/wordprocessingInk" xmlns:wne="http://schemas.microsoft.com/office/word/2006/wordml" xmlns:wps="http://schemas.microsoft.com/office/word/2010/wordprocessingShape" mc:Ignorable="w14 w15 w16se w16cid w16 w16cex w16sdtdh wp14">
   <w:footnote w:type="separator" w:id="-1">
     <w:p>
       <w:r>
@@ -1131,7 +1111,7 @@
 </file>
 
 <file path=word/header1.xml><?xml version="1.0" encoding="utf-8"?>
-<w:hdr xmlns:wpc="http://schemas.microsoft.com/office/word/2010/wordprocessingCanvas" xmlns:cx="http://schemas.microsoft.com/office/drawing/2014/chartex" xmlns:cx1="http://schemas.microsoft.com/office/drawing/2015/9/8/chartex" xmlns:cx2="http://schemas.microsoft.com/office/drawing/2015/10/21/chartex" xmlns:cx3="http://schemas.microsoft.com/office/drawing/2016/5/9/chartex" xmlns:cx4="http://schemas.microsoft.com/office/drawing/2016/5/10/chartex" xmlns:cx5="http://schemas.microsoft.com/office/drawing/2016/5/11/chartex" xmlns:cx6="http://schemas.microsoft.com/office/drawing/2016/5/12/chartex" xmlns:cx7="http://schemas.microsoft.com/office/drawing/2016/5/13/chartex" xmlns:cx8="http://schemas.microsoft.com/office/drawing/2016/5/14/chartex" xmlns:mc="http://schemas.openxmlformats.org/markup-compatibility/2006" xmlns:aink="http://schemas.microsoft.com/office/drawing/2016/ink" xmlns:am3d="http://schemas.microsoft.com/office/drawing/2017/model3d" xmlns:o="urn:schemas-microsoft-com:office:office" xmlns:oel="http://schemas.microsoft.com/office/2019/extlst" xmlns:r="http://schemas.openxmlformats.org/officeDocument/2006/relationships" xmlns:m="http://schemas.openxmlformats.org/officeDocument/2006/math" xmlns:v="urn:schemas-microsoft-com:vml" xmlns:wp14="http://schemas.microsoft.com/office/word/2010/wordprocessingDrawing" xmlns:wp="http://schemas.openxmlformats.org/drawingml/2006/wordprocessingDrawing" xmlns:w10="urn:schemas-microsoft-com:office:word" xmlns:w="http://schemas.openxmlformats.org/wordprocessingml/2006/main" xmlns:w14="http://schemas.microsoft.com/office/word/2010/wordml" xmlns:w15="http://schemas.microsoft.com/office/word/2012/wordml" xmlns:w16cex="http://schemas.microsoft.com/office/word/2018/wordml/cex" xmlns:w16cid="http://schemas.microsoft.com/office/word/2016/wordml/cid" xmlns:w16="http://schemas.microsoft.com/office/word/2018/wordml" xmlns:w16du="http://schemas.microsoft.com/office/word/2023/wordml/word16du" xmlns:w16sdtdh="http://schemas.microsoft.com/office/word/2020/wordml/sdtdatahash" xmlns:w16sdtfl="http://schemas.microsoft.com/office/word/2024/wordml/sdtformatlock" xmlns:w16se="http://schemas.microsoft.com/office/word/2015/wordml/symex" xmlns:wpg="http://schemas.microsoft.com/office/word/2010/wordprocessingGroup" xmlns:wpi="http://schemas.microsoft.com/office/word/2010/wordprocessingInk" xmlns:wne="http://schemas.microsoft.com/office/word/2006/wordml" xmlns:wps="http://schemas.microsoft.com/office/word/2010/wordprocessingShape" mc:Ignorable="w14 w15 w16se w16cid w16 w16cex w16sdtdh w16sdtfl w16du wp14">
+<w:hdr xmlns:wpc="http://schemas.microsoft.com/office/word/2010/wordprocessingCanvas" xmlns:cx="http://schemas.microsoft.com/office/drawing/2014/chartex" xmlns:cx1="http://schemas.microsoft.com/office/drawing/2015/9/8/chartex" xmlns:cx2="http://schemas.microsoft.com/office/drawing/2015/10/21/chartex" xmlns:cx3="http://schemas.microsoft.com/office/drawing/2016/5/9/chartex" xmlns:cx4="http://schemas.microsoft.com/office/drawing/2016/5/10/chartex" xmlns:cx5="http://schemas.microsoft.com/office/drawing/2016/5/11/chartex" xmlns:cx6="http://schemas.microsoft.com/office/drawing/2016/5/12/chartex" xmlns:cx7="http://schemas.microsoft.com/office/drawing/2016/5/13/chartex" xmlns:cx8="http://schemas.microsoft.com/office/drawing/2016/5/14/chartex" xmlns:mc="http://schemas.openxmlformats.org/markup-compatibility/2006" xmlns:aink="http://schemas.microsoft.com/office/drawing/2016/ink" xmlns:am3d="http://schemas.microsoft.com/office/drawing/2017/model3d" xmlns:o="urn:schemas-microsoft-com:office:office" xmlns:r="http://schemas.openxmlformats.org/officeDocument/2006/relationships" xmlns:m="http://schemas.openxmlformats.org/officeDocument/2006/math" xmlns:v="urn:schemas-microsoft-com:vml" xmlns:wp14="http://schemas.microsoft.com/office/word/2010/wordprocessingDrawing" xmlns:wp="http://schemas.openxmlformats.org/drawingml/2006/wordprocessingDrawing" xmlns:w10="urn:schemas-microsoft-com:office:word" xmlns:w="http://schemas.openxmlformats.org/wordprocessingml/2006/main" xmlns:w14="http://schemas.microsoft.com/office/word/2010/wordml" xmlns:w15="http://schemas.microsoft.com/office/word/2012/wordml" xmlns:w16cex="http://schemas.microsoft.com/office/word/2018/wordml/cex" xmlns:w16cid="http://schemas.microsoft.com/office/word/2016/wordml/cid" xmlns:w16="http://schemas.microsoft.com/office/word/2018/wordml" xmlns:w16sdtdh="http://schemas.microsoft.com/office/word/2020/wordml/sdtdatahash" xmlns:w16se="http://schemas.microsoft.com/office/word/2015/wordml/symex" xmlns:wpg="http://schemas.microsoft.com/office/word/2010/wordprocessingGroup" xmlns:wpi="http://schemas.microsoft.com/office/word/2010/wordprocessingInk" xmlns:wne="http://schemas.microsoft.com/office/word/2006/wordml" xmlns:wps="http://schemas.microsoft.com/office/word/2010/wordprocessingShape" mc:Ignorable="w14 w15 w16se w16cid w16 w16cex w16sdtdh wp14">
   <w:p>
     <w:pPr>
       <w:jc w:val="center"/>
@@ -1371,7 +1351,7 @@
             </wp:anchor>
           </w:drawing>
         </mc:Choice>
-        <mc:Fallback>
+        <mc:Fallback xmlns:w16sdtfl="http://schemas.microsoft.com/office/word/2024/wordml/sdtformatlock" xmlns:w16du="http://schemas.microsoft.com/office/word/2023/wordml/word16du" xmlns:oel="http://schemas.microsoft.com/office/2019/extlst">
           <w:pict>
             <v:group w14:anchorId="28F6C655" id="Group 10" o:spid="_x0000_s1026" style="position:absolute;margin-left:0;margin-top:18.7pt;width:476.45pt;height:.75pt;z-index:-251656192" coordsize="60509,95" o:gfxdata="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">
               <v:shape id="Graphic 11" o:spid="_x0000_s1027" style="position:absolute;top:47;width:60509;height:13;visibility:visible;mso-wrap-style:square;v-text-anchor:top" coordsize="6050915,1270" o:gfxdata="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" path="m,l6050287,e" filled="f" strokecolor="#231f20" strokeweight=".26467mm">
@@ -1388,7 +1368,7 @@
 </file>
 
 <file path=word/numbering.xml><?xml version="1.0" encoding="utf-8"?>
-<w:numbering xmlns:wpc="http://schemas.microsoft.com/office/word/2010/wordprocessingCanvas" xmlns:cx="http://schemas.microsoft.com/office/drawing/2014/chartex" xmlns:cx1="http://schemas.microsoft.com/office/drawing/2015/9/8/chartex" xmlns:cx2="http://schemas.microsoft.com/office/drawing/2015/10/21/chartex" xmlns:cx3="http://schemas.microsoft.com/office/drawing/2016/5/9/chartex" xmlns:cx4="http://schemas.microsoft.com/office/drawing/2016/5/10/chartex" xmlns:cx5="http://schemas.microsoft.com/office/drawing/2016/5/11/chartex" xmlns:cx6="http://schemas.microsoft.com/office/drawing/2016/5/12/chartex" xmlns:cx7="http://schemas.microsoft.com/office/drawing/2016/5/13/chartex" xmlns:cx8="http://schemas.microsoft.com/office/drawing/2016/5/14/chartex" xmlns:mc="http://schemas.openxmlformats.org/markup-compatibility/2006" xmlns:aink="http://schemas.microsoft.com/office/drawing/2016/ink" xmlns:am3d="http://schemas.microsoft.com/office/drawing/2017/model3d" xmlns:o="urn:schemas-microsoft-com:office:office" xmlns:oel="http://schemas.microsoft.com/office/2019/extlst" xmlns:r="http://schemas.openxmlformats.org/officeDocument/2006/relationships" xmlns:m="http://schemas.openxmlformats.org/officeDocument/2006/math" xmlns:v="urn:schemas-microsoft-com:vml" xmlns:wp14="http://schemas.microsoft.com/office/word/2010/wordprocessingDrawing" xmlns:wp="http://schemas.openxmlformats.org/drawingml/2006/wordprocessingDrawing" xmlns:w10="urn:schemas-microsoft-com:office:word" xmlns:w="http://schemas.openxmlformats.org/wordprocessingml/2006/main" xmlns:w14="http://schemas.microsoft.com/office/word/2010/wordml" xmlns:w15="http://schemas.microsoft.com/office/word/2012/wordml" xmlns:w16cex="http://schemas.microsoft.com/office/word/2018/wordml/cex" xmlns:w16cid="http://schemas.microsoft.com/office/word/2016/wordml/cid" xmlns:w16="http://schemas.microsoft.com/office/word/2018/wordml" xmlns:w16du="http://schemas.microsoft.com/office/word/2023/wordml/word16du" xmlns:w16sdtdh="http://schemas.microsoft.com/office/word/2020/wordml/sdtdatahash" xmlns:w16sdtfl="http://schemas.microsoft.com/office/word/2024/wordml/sdtformatlock" xmlns:w16se="http://schemas.microsoft.com/office/word/2015/wordml/symex" xmlns:wpg="http://schemas.microsoft.com/office/word/2010/wordprocessingGroup" xmlns:wpi="http://schemas.microsoft.com/office/word/2010/wordprocessingInk" xmlns:wne="http://schemas.microsoft.com/office/word/2006/wordml" xmlns:wps="http://schemas.microsoft.com/office/word/2010/wordprocessingShape" mc:Ignorable="w14 w15 w16se w16cid w16 w16cex w16sdtdh w16sdtfl w16du wp14">
+<w:numbering xmlns:wpc="http://schemas.microsoft.com/office/word/2010/wordprocessingCanvas" xmlns:cx="http://schemas.microsoft.com/office/drawing/2014/chartex" xmlns:cx1="http://schemas.microsoft.com/office/drawing/2015/9/8/chartex" xmlns:cx2="http://schemas.microsoft.com/office/drawing/2015/10/21/chartex" xmlns:cx3="http://schemas.microsoft.com/office/drawing/2016/5/9/chartex" xmlns:cx4="http://schemas.microsoft.com/office/drawing/2016/5/10/chartex" xmlns:cx5="http://schemas.microsoft.com/office/drawing/2016/5/11/chartex" xmlns:cx6="http://schemas.microsoft.com/office/drawing/2016/5/12/chartex" xmlns:cx7="http://schemas.microsoft.com/office/drawing/2016/5/13/chartex" xmlns:cx8="http://schemas.microsoft.com/office/drawing/2016/5/14/chartex" xmlns:mc="http://schemas.openxmlformats.org/markup-compatibility/2006" xmlns:aink="http://schemas.microsoft.com/office/drawing/2016/ink" xmlns:am3d="http://schemas.microsoft.com/office/drawing/2017/model3d" xmlns:o="urn:schemas-microsoft-com:office:office" xmlns:r="http://schemas.openxmlformats.org/officeDocument/2006/relationships" xmlns:m="http://schemas.openxmlformats.org/officeDocument/2006/math" xmlns:v="urn:schemas-microsoft-com:vml" xmlns:wp14="http://schemas.microsoft.com/office/word/2010/wordprocessingDrawing" xmlns:wp="http://schemas.openxmlformats.org/drawingml/2006/wordprocessingDrawing" xmlns:w10="urn:schemas-microsoft-com:office:word" xmlns:w="http://schemas.openxmlformats.org/wordprocessingml/2006/main" xmlns:w14="http://schemas.microsoft.com/office/word/2010/wordml" xmlns:w15="http://schemas.microsoft.com/office/word/2012/wordml" xmlns:w16cex="http://schemas.microsoft.com/office/word/2018/wordml/cex" xmlns:w16cid="http://schemas.microsoft.com/office/word/2016/wordml/cid" xmlns:w16="http://schemas.microsoft.com/office/word/2018/wordml" xmlns:w16sdtdh="http://schemas.microsoft.com/office/word/2020/wordml/sdtdatahash" xmlns:w16se="http://schemas.microsoft.com/office/word/2015/wordml/symex" xmlns:wpg="http://schemas.microsoft.com/office/word/2010/wordprocessingGroup" xmlns:wpi="http://schemas.microsoft.com/office/word/2010/wordprocessingInk" xmlns:wne="http://schemas.microsoft.com/office/word/2006/wordml" xmlns:wps="http://schemas.microsoft.com/office/word/2010/wordprocessingShape" mc:Ignorable="w14 w15 w16se w16cid w16 w16cex w16sdtdh wp14">
   <w:abstractNum w:abstractNumId="0" w15:restartNumberingAfterBreak="0">
     <w:nsid w:val="7103462B"/>
     <w:multiLevelType w:val="multilevel"/>
@@ -1538,14 +1518,14 @@
       </w:rPr>
     </w:lvl>
   </w:abstractNum>
-  <w:num w:numId="1" w16cid:durableId="1634286407">
+  <w:num w:numId="1">
     <w:abstractNumId w:val="0"/>
   </w:num>
 </w:numbering>
 </file>
 
 <file path=word/styles.xml><?xml version="1.0" encoding="utf-8"?>
-<w:styles xmlns:mc="http://schemas.openxmlformats.org/markup-compatibility/2006" xmlns:r="http://schemas.openxmlformats.org/officeDocument/2006/relationships" xmlns:w="http://schemas.openxmlformats.org/wordprocessingml/2006/main" xmlns:w14="http://schemas.microsoft.com/office/word/2010/wordml" xmlns:w15="http://schemas.microsoft.com/office/word/2012/wordml" xmlns:w16cex="http://schemas.microsoft.com/office/word/2018/wordml/cex" xmlns:w16cid="http://schemas.microsoft.com/office/word/2016/wordml/cid" xmlns:w16="http://schemas.microsoft.com/office/word/2018/wordml" xmlns:w16du="http://schemas.microsoft.com/office/word/2023/wordml/word16du" xmlns:w16sdtdh="http://schemas.microsoft.com/office/word/2020/wordml/sdtdatahash" xmlns:w16sdtfl="http://schemas.microsoft.com/office/word/2024/wordml/sdtformatlock" xmlns:w16se="http://schemas.microsoft.com/office/word/2015/wordml/symex" mc:Ignorable="w14 w15 w16se w16cid w16 w16cex w16sdtdh w16sdtfl w16du">
+<w:styles xmlns:mc="http://schemas.openxmlformats.org/markup-compatibility/2006" xmlns:r="http://schemas.openxmlformats.org/officeDocument/2006/relationships" xmlns:w="http://schemas.openxmlformats.org/wordprocessingml/2006/main" xmlns:w14="http://schemas.microsoft.com/office/word/2010/wordml" xmlns:w15="http://schemas.microsoft.com/office/word/2012/wordml" xmlns:w16cex="http://schemas.microsoft.com/office/word/2018/wordml/cex" xmlns:w16cid="http://schemas.microsoft.com/office/word/2016/wordml/cid" xmlns:w16="http://schemas.microsoft.com/office/word/2018/wordml" xmlns:w16sdtdh="http://schemas.microsoft.com/office/word/2020/wordml/sdtdatahash" xmlns:w16se="http://schemas.microsoft.com/office/word/2015/wordml/symex" mc:Ignorable="w14 w15 w16se w16cid w16 w16cex w16sdtdh">
   <w:docDefaults>
     <w:rPrDefault>
       <w:rPr>
